--- a/uk-cca-app-api/src/main/resources/templates/ca/england/CCA3 agreement.docx
+++ b/uk-cca-app-api/src/main/resources/templates/ca/england/CCA3 agreement.docx
@@ -1,6 +1,6 @@
 
 <file path=word/document.xml><?xml version="1.0" encoding="utf-8"?>
-<w:document xmlns:wpc="http://schemas.microsoft.com/office/word/2010/wordprocessingCanvas" xmlns:cx="http://schemas.microsoft.com/office/drawing/2014/chartex" xmlns:cx1="http://schemas.microsoft.com/office/drawing/2015/9/8/chartex" xmlns:cx2="http://schemas.microsoft.com/office/drawing/2015/10/21/chartex" xmlns:cx3="http://schemas.microsoft.com/office/drawing/2016/5/9/chartex" xmlns:cx4="http://schemas.microsoft.com/office/drawing/2016/5/10/chartex" xmlns:cx5="http://schemas.microsoft.com/office/drawing/2016/5/11/chartex" xmlns:cx6="http://schemas.microsoft.com/office/drawing/2016/5/12/chartex" xmlns:cx7="http://schemas.microsoft.com/office/drawing/2016/5/13/chartex" xmlns:cx8="http://schemas.microsoft.com/office/drawing/2016/5/14/chartex" xmlns:mc="http://schemas.openxmlformats.org/markup-compatibility/2006" xmlns:aink="http://schemas.microsoft.com/office/drawing/2016/ink" xmlns:am3d="http://schemas.microsoft.com/office/drawing/2017/model3d" xmlns:o="urn:schemas-microsoft-com:office:office" xmlns:oel="http://schemas.microsoft.com/office/2019/extlst" xmlns:r="http://schemas.openxmlformats.org/officeDocument/2006/relationships" xmlns:m="http://schemas.openxmlformats.org/officeDocument/2006/math" xmlns:v="urn:schemas-microsoft-com:vml" xmlns:wp14="http://schemas.microsoft.com/office/word/2010/wordprocessingDrawing" xmlns:wp="http://schemas.openxmlformats.org/drawingml/2006/wordprocessingDrawing" xmlns:w10="urn:schemas-microsoft-com:office:word" xmlns:w="http://schemas.openxmlformats.org/wordprocessingml/2006/main" xmlns:w14="http://schemas.microsoft.com/office/word/2010/wordml" xmlns:w15="http://schemas.microsoft.com/office/word/2012/wordml" xmlns:w16cex="http://schemas.microsoft.com/office/word/2018/wordml/cex" xmlns:w16cid="http://schemas.microsoft.com/office/word/2016/wordml/cid" xmlns:w16="http://schemas.microsoft.com/office/word/2018/wordml" xmlns:w16du="http://schemas.microsoft.com/office/word/2023/wordml/word16du" xmlns:w16sdtdh="http://schemas.microsoft.com/office/word/2020/wordml/sdtdatahash" xmlns:w16sdtfl="http://schemas.microsoft.com/office/word/2024/wordml/sdtformatlock" xmlns:w16se="http://schemas.microsoft.com/office/word/2015/wordml/symex" xmlns:wpg="http://schemas.microsoft.com/office/word/2010/wordprocessingGroup" xmlns:wpi="http://schemas.microsoft.com/office/word/2010/wordprocessingInk" xmlns:wne="http://schemas.microsoft.com/office/word/2006/wordml" xmlns:wps="http://schemas.microsoft.com/office/word/2010/wordprocessingShape" mc:Ignorable="w14 w15 w16se w16cid w16 w16cex w16sdtdh w16sdtfl w16du wp14">
+<w:document xmlns:wpc="http://schemas.microsoft.com/office/word/2010/wordprocessingCanvas" xmlns:cx="http://schemas.microsoft.com/office/drawing/2014/chartex" xmlns:cx1="http://schemas.microsoft.com/office/drawing/2015/9/8/chartex" xmlns:cx2="http://schemas.microsoft.com/office/drawing/2015/10/21/chartex" xmlns:cx3="http://schemas.microsoft.com/office/drawing/2016/5/9/chartex" xmlns:cx4="http://schemas.microsoft.com/office/drawing/2016/5/10/chartex" xmlns:cx5="http://schemas.microsoft.com/office/drawing/2016/5/11/chartex" xmlns:cx6="http://schemas.microsoft.com/office/drawing/2016/5/12/chartex" xmlns:cx7="http://schemas.microsoft.com/office/drawing/2016/5/13/chartex" xmlns:cx8="http://schemas.microsoft.com/office/drawing/2016/5/14/chartex" xmlns:mc="http://schemas.openxmlformats.org/markup-compatibility/2006" xmlns:aink="http://schemas.microsoft.com/office/drawing/2016/ink" xmlns:am3d="http://schemas.microsoft.com/office/drawing/2017/model3d" xmlns:o="urn:schemas-microsoft-com:office:office" xmlns:oel="http://schemas.microsoft.com/office/2019/extlst" xmlns:r="http://schemas.openxmlformats.org/officeDocument/2006/relationships" xmlns:m="http://schemas.openxmlformats.org/officeDocument/2006/math" xmlns:v="urn:schemas-microsoft-com:vml" xmlns:wp14="http://schemas.microsoft.com/office/word/2010/wordprocessingDrawing" xmlns:wp="http://schemas.openxmlformats.org/drawingml/2006/wordprocessingDrawing" xmlns:w10="urn:schemas-microsoft-com:office:word" xmlns:w="http://schemas.openxmlformats.org/wordprocessingml/2006/main" xmlns:w14="http://schemas.microsoft.com/office/word/2010/wordml" xmlns:w15="http://schemas.microsoft.com/office/word/2012/wordml" xmlns:w16cei="http://schemas.microsoft.com/office/word/2026/wordml/cei" xmlns:w16cex="http://schemas.microsoft.com/office/word/2018/wordml/cex" xmlns:w16cid="http://schemas.microsoft.com/office/word/2016/wordml/cid" xmlns:w16="http://schemas.microsoft.com/office/word/2018/wordml" xmlns:w16du="http://schemas.microsoft.com/office/word/2023/wordml/word16du" xmlns:w16sdtdh="http://schemas.microsoft.com/office/word/2020/wordml/sdtdatahash" xmlns:w16sdtfl="http://schemas.microsoft.com/office/word/2024/wordml/sdtformatlock" xmlns:w16se="http://schemas.microsoft.com/office/word/2015/wordml/symex" xmlns:wpg="http://schemas.microsoft.com/office/word/2010/wordprocessingGroup" xmlns:wpi="http://schemas.microsoft.com/office/word/2010/wordprocessingInk" xmlns:wne="http://schemas.microsoft.com/office/word/2006/wordml" xmlns:wps="http://schemas.microsoft.com/office/word/2010/wordprocessingShape" mc:Ignorable="w14 w15 w16se w16cid w16 w16cex w16sdtdh w16sdtfl w16du wp14">
   <w:body>
     <w:p>
       <w:pPr>
@@ -7249,6 +7249,54 @@
         <w:t>perator.</w:t>
       </w:r>
     </w:p>
+    <w:p>
+      <w:pPr>
+        <w:spacing w:after="240"/>
+        <w:jc w:val="both"/>
+        <w:rPr>
+          <w:rFonts w:cs="Arial"/>
+          <w:color w:val="000000" w:themeColor="text1"/>
+          <w:sz w:val="24"/>
+          <w:szCs w:val="24"/>
+        </w:rPr>
+      </w:pPr>
+    </w:p>
+    <w:p>
+      <w:pPr>
+        <w:spacing w:after="240"/>
+        <w:jc w:val="both"/>
+        <w:rPr>
+          <w:rFonts w:cs="Arial"/>
+          <w:color w:val="000000" w:themeColor="text1"/>
+          <w:sz w:val="24"/>
+          <w:szCs w:val="24"/>
+        </w:rPr>
+      </w:pPr>
+    </w:p>
+    <w:p>
+      <w:pPr>
+        <w:spacing w:after="240"/>
+        <w:jc w:val="both"/>
+        <w:rPr>
+          <w:rFonts w:cs="Arial"/>
+          <w:color w:val="000000" w:themeColor="text1"/>
+          <w:sz w:val="24"/>
+          <w:szCs w:val="24"/>
+        </w:rPr>
+      </w:pPr>
+    </w:p>
+    <w:p>
+      <w:pPr>
+        <w:spacing w:after="240"/>
+        <w:jc w:val="both"/>
+        <w:rPr>
+          <w:rFonts w:cs="Arial"/>
+          <w:color w:val="000000" w:themeColor="text1"/>
+          <w:sz w:val="24"/>
+          <w:szCs w:val="24"/>
+        </w:rPr>
+      </w:pPr>
+    </w:p>
     <w:tbl>
       <w:tblPr>
         <w:tblW w:w="5000" w:type="pct"/>
@@ -7280,6 +7328,7 @@
                 <w:sz w:val="24"/>
                 <w:szCs w:val="24"/>
               </w:rPr>
+              <w:lastRenderedPageBreak/>
               <w:t>Signed on behalf of</w:t>
             </w:r>
           </w:p>
@@ -7382,15 +7431,13 @@
               <w:rPr>
                 <w:rFonts w:cs="Arial"/>
                 <w:noProof/>
-                <w:color w:val="000000" w:themeColor="text1"/>
-                <w:sz w:val="24"/>
-                <w:szCs w:val="24"/>
+                <w:lang w:val="en-US" w:eastAsia="en-US"/>
               </w:rPr>
               <w:drawing>
-                <wp:inline distT="0" distB="0" distL="0" distR="0" wp14:anchorId="55F3A3FE" wp14:editId="0B22F804">
-                  <wp:extent cx="1644619" cy="609600"/>
+                <wp:inline distT="0" distB="0" distL="0" distR="0" wp14:anchorId="54E66D52" wp14:editId="24C3FA76">
+                  <wp:extent cx="2833200" cy="1047600"/>
                   <wp:effectExtent l="0" t="0" r="0" b="0"/>
-                  <wp:docPr id="1661820875" name="Picture 1" descr="A black background with white writing&#10;&#10;AI-generated content may be incorrect."/>
+                  <wp:docPr id="788464447" name="Picture 1"/>
                   <wp:cNvGraphicFramePr>
                     <a:graphicFrameLocks xmlns:a="http://schemas.openxmlformats.org/drawingml/2006/main" noChangeAspect="1"/>
                   </wp:cNvGraphicFramePr>
@@ -7398,23 +7445,33 @@
                     <a:graphicData uri="http://schemas.openxmlformats.org/drawingml/2006/picture">
                       <pic:pic xmlns:pic="http://schemas.openxmlformats.org/drawingml/2006/picture">
                         <pic:nvPicPr>
-                          <pic:cNvPr id="1661820875" name="Picture 1" descr="A black background with white writing&#10;&#10;AI-generated content may be incorrect."/>
-                          <pic:cNvPicPr/>
+                          <pic:cNvPr id="0" name="Picture 2"/>
+                          <pic:cNvPicPr>
+                            <a:picLocks noChangeAspect="1" noChangeArrowheads="1"/>
+                          </pic:cNvPicPr>
                         </pic:nvPicPr>
                         <pic:blipFill>
-                          <a:blip r:embed="rId13"/>
+                          <a:blip r:embed="rId13">
+                            <a:extLst>
+                              <a:ext uri="{28A0092B-C50C-407E-A947-70E740481C1C}">
+                                <a14:useLocalDpi xmlns:a14="http://schemas.microsoft.com/office/drawing/2010/main" val="0"/>
+                              </a:ext>
+                            </a:extLst>
+                          </a:blip>
+                          <a:srcRect/>
                           <a:stretch>
                             <a:fillRect/>
                           </a:stretch>
                         </pic:blipFill>
-                        <pic:spPr>
+                        <pic:spPr bwMode="auto">
                           <a:xfrm>
                             <a:off x="0" y="0"/>
-                            <a:ext cx="1687975" cy="625670"/>
+                            <a:ext cx="2833200" cy="1047600"/>
                           </a:xfrm>
                           <a:prstGeom prst="rect">
                             <a:avLst/>
                           </a:prstGeom>
+                          <a:noFill/>
                         </pic:spPr>
                       </pic:pic>
                     </a:graphicData>
@@ -18273,7 +18330,7 @@
 </file>
 
 <file path=word/endnotes.xml><?xml version="1.0" encoding="utf-8"?>
-<w:endnotes xmlns:wpc="http://schemas.microsoft.com/office/word/2010/wordprocessingCanvas" xmlns:cx="http://schemas.microsoft.com/office/drawing/2014/chartex" xmlns:cx1="http://schemas.microsoft.com/office/drawing/2015/9/8/chartex" xmlns:cx2="http://schemas.microsoft.com/office/drawing/2015/10/21/chartex" xmlns:cx3="http://schemas.microsoft.com/office/drawing/2016/5/9/chartex" xmlns:cx4="http://schemas.microsoft.com/office/drawing/2016/5/10/chartex" xmlns:cx5="http://schemas.microsoft.com/office/drawing/2016/5/11/chartex" xmlns:cx6="http://schemas.microsoft.com/office/drawing/2016/5/12/chartex" xmlns:cx7="http://schemas.microsoft.com/office/drawing/2016/5/13/chartex" xmlns:cx8="http://schemas.microsoft.com/office/drawing/2016/5/14/chartex" xmlns:mc="http://schemas.openxmlformats.org/markup-compatibility/2006" xmlns:aink="http://schemas.microsoft.com/office/drawing/2016/ink" xmlns:am3d="http://schemas.microsoft.com/office/drawing/2017/model3d" xmlns:o="urn:schemas-microsoft-com:office:office" xmlns:oel="http://schemas.microsoft.com/office/2019/extlst" xmlns:r="http://schemas.openxmlformats.org/officeDocument/2006/relationships" xmlns:m="http://schemas.openxmlformats.org/officeDocument/2006/math" xmlns:v="urn:schemas-microsoft-com:vml" xmlns:wp14="http://schemas.microsoft.com/office/word/2010/wordprocessingDrawing" xmlns:wp="http://schemas.openxmlformats.org/drawingml/2006/wordprocessingDrawing" xmlns:w10="urn:schemas-microsoft-com:office:word" xmlns:w="http://schemas.openxmlformats.org/wordprocessingml/2006/main" xmlns:w14="http://schemas.microsoft.com/office/word/2010/wordml" xmlns:w15="http://schemas.microsoft.com/office/word/2012/wordml" xmlns:w16cex="http://schemas.microsoft.com/office/word/2018/wordml/cex" xmlns:w16cid="http://schemas.microsoft.com/office/word/2016/wordml/cid" xmlns:w16="http://schemas.microsoft.com/office/word/2018/wordml" xmlns:w16du="http://schemas.microsoft.com/office/word/2023/wordml/word16du" xmlns:w16sdtdh="http://schemas.microsoft.com/office/word/2020/wordml/sdtdatahash" xmlns:w16sdtfl="http://schemas.microsoft.com/office/word/2024/wordml/sdtformatlock" xmlns:w16se="http://schemas.microsoft.com/office/word/2015/wordml/symex" xmlns:wpg="http://schemas.microsoft.com/office/word/2010/wordprocessingGroup" xmlns:wpi="http://schemas.microsoft.com/office/word/2010/wordprocessingInk" xmlns:wne="http://schemas.microsoft.com/office/word/2006/wordml" xmlns:wps="http://schemas.microsoft.com/office/word/2010/wordprocessingShape" mc:Ignorable="w14 w15 w16se w16cid w16 w16cex w16sdtdh w16sdtfl w16du wp14">
+<w:endnotes xmlns:wpc="http://schemas.microsoft.com/office/word/2010/wordprocessingCanvas" xmlns:cx="http://schemas.microsoft.com/office/drawing/2014/chartex" xmlns:cx1="http://schemas.microsoft.com/office/drawing/2015/9/8/chartex" xmlns:cx2="http://schemas.microsoft.com/office/drawing/2015/10/21/chartex" xmlns:cx3="http://schemas.microsoft.com/office/drawing/2016/5/9/chartex" xmlns:cx4="http://schemas.microsoft.com/office/drawing/2016/5/10/chartex" xmlns:cx5="http://schemas.microsoft.com/office/drawing/2016/5/11/chartex" xmlns:cx6="http://schemas.microsoft.com/office/drawing/2016/5/12/chartex" xmlns:cx7="http://schemas.microsoft.com/office/drawing/2016/5/13/chartex" xmlns:cx8="http://schemas.microsoft.com/office/drawing/2016/5/14/chartex" xmlns:mc="http://schemas.openxmlformats.org/markup-compatibility/2006" xmlns:aink="http://schemas.microsoft.com/office/drawing/2016/ink" xmlns:am3d="http://schemas.microsoft.com/office/drawing/2017/model3d" xmlns:o="urn:schemas-microsoft-com:office:office" xmlns:oel="http://schemas.microsoft.com/office/2019/extlst" xmlns:r="http://schemas.openxmlformats.org/officeDocument/2006/relationships" xmlns:m="http://schemas.openxmlformats.org/officeDocument/2006/math" xmlns:v="urn:schemas-microsoft-com:vml" xmlns:wp14="http://schemas.microsoft.com/office/word/2010/wordprocessingDrawing" xmlns:wp="http://schemas.openxmlformats.org/drawingml/2006/wordprocessingDrawing" xmlns:w10="urn:schemas-microsoft-com:office:word" xmlns:w="http://schemas.openxmlformats.org/wordprocessingml/2006/main" xmlns:w14="http://schemas.microsoft.com/office/word/2010/wordml" xmlns:w15="http://schemas.microsoft.com/office/word/2012/wordml" xmlns:w16cei="http://schemas.microsoft.com/office/word/2026/wordml/cei" xmlns:w16cex="http://schemas.microsoft.com/office/word/2018/wordml/cex" xmlns:w16cid="http://schemas.microsoft.com/office/word/2016/wordml/cid" xmlns:w16="http://schemas.microsoft.com/office/word/2018/wordml" xmlns:w16du="http://schemas.microsoft.com/office/word/2023/wordml/word16du" xmlns:w16sdtdh="http://schemas.microsoft.com/office/word/2020/wordml/sdtdatahash" xmlns:w16sdtfl="http://schemas.microsoft.com/office/word/2024/wordml/sdtformatlock" xmlns:w16se="http://schemas.microsoft.com/office/word/2015/wordml/symex" xmlns:wpg="http://schemas.microsoft.com/office/word/2010/wordprocessingGroup" xmlns:wpi="http://schemas.microsoft.com/office/word/2010/wordprocessingInk" xmlns:wne="http://schemas.microsoft.com/office/word/2006/wordml" xmlns:wps="http://schemas.microsoft.com/office/word/2010/wordprocessingShape" mc:Ignorable="w14 w15 w16se w16cid w16 w16cex w16sdtdh w16sdtfl w16du wp14">
   <w:endnote w:type="separator" w:id="-1">
     <w:p>
       <w:r>
@@ -18295,7 +18352,7 @@
 </file>
 
 <file path=word/footer1.xml><?xml version="1.0" encoding="utf-8"?>
-<w:ftr xmlns:wpc="http://schemas.microsoft.com/office/word/2010/wordprocessingCanvas" xmlns:cx="http://schemas.microsoft.com/office/drawing/2014/chartex" xmlns:cx1="http://schemas.microsoft.com/office/drawing/2015/9/8/chartex" xmlns:cx2="http://schemas.microsoft.com/office/drawing/2015/10/21/chartex" xmlns:cx3="http://schemas.microsoft.com/office/drawing/2016/5/9/chartex" xmlns:cx4="http://schemas.microsoft.com/office/drawing/2016/5/10/chartex" xmlns:cx5="http://schemas.microsoft.com/office/drawing/2016/5/11/chartex" xmlns:cx6="http://schemas.microsoft.com/office/drawing/2016/5/12/chartex" xmlns:cx7="http://schemas.microsoft.com/office/drawing/2016/5/13/chartex" xmlns:cx8="http://schemas.microsoft.com/office/drawing/2016/5/14/chartex" xmlns:mc="http://schemas.openxmlformats.org/markup-compatibility/2006" xmlns:aink="http://schemas.microsoft.com/office/drawing/2016/ink" xmlns:am3d="http://schemas.microsoft.com/office/drawing/2017/model3d" xmlns:o="urn:schemas-microsoft-com:office:office" xmlns:oel="http://schemas.microsoft.com/office/2019/extlst" xmlns:r="http://schemas.openxmlformats.org/officeDocument/2006/relationships" xmlns:m="http://schemas.openxmlformats.org/officeDocument/2006/math" xmlns:v="urn:schemas-microsoft-com:vml" xmlns:wp14="http://schemas.microsoft.com/office/word/2010/wordprocessingDrawing" xmlns:wp="http://schemas.openxmlformats.org/drawingml/2006/wordprocessingDrawing" xmlns:w10="urn:schemas-microsoft-com:office:word" xmlns:w="http://schemas.openxmlformats.org/wordprocessingml/2006/main" xmlns:w14="http://schemas.microsoft.com/office/word/2010/wordml" xmlns:w15="http://schemas.microsoft.com/office/word/2012/wordml" xmlns:w16cex="http://schemas.microsoft.com/office/word/2018/wordml/cex" xmlns:w16cid="http://schemas.microsoft.com/office/word/2016/wordml/cid" xmlns:w16="http://schemas.microsoft.com/office/word/2018/wordml" xmlns:w16du="http://schemas.microsoft.com/office/word/2023/wordml/word16du" xmlns:w16sdtdh="http://schemas.microsoft.com/office/word/2020/wordml/sdtdatahash" xmlns:w16sdtfl="http://schemas.microsoft.com/office/word/2024/wordml/sdtformatlock" xmlns:w16se="http://schemas.microsoft.com/office/word/2015/wordml/symex" xmlns:wpg="http://schemas.microsoft.com/office/word/2010/wordprocessingGroup" xmlns:wpi="http://schemas.microsoft.com/office/word/2010/wordprocessingInk" xmlns:wne="http://schemas.microsoft.com/office/word/2006/wordml" xmlns:wps="http://schemas.microsoft.com/office/word/2010/wordprocessingShape" mc:Ignorable="w14 w15 w16se w16cid w16 w16cex w16sdtdh w16sdtfl w16du wp14">
+<w:ftr xmlns:wpc="http://schemas.microsoft.com/office/word/2010/wordprocessingCanvas" xmlns:cx="http://schemas.microsoft.com/office/drawing/2014/chartex" xmlns:cx1="http://schemas.microsoft.com/office/drawing/2015/9/8/chartex" xmlns:cx2="http://schemas.microsoft.com/office/drawing/2015/10/21/chartex" xmlns:cx3="http://schemas.microsoft.com/office/drawing/2016/5/9/chartex" xmlns:cx4="http://schemas.microsoft.com/office/drawing/2016/5/10/chartex" xmlns:cx5="http://schemas.microsoft.com/office/drawing/2016/5/11/chartex" xmlns:cx6="http://schemas.microsoft.com/office/drawing/2016/5/12/chartex" xmlns:cx7="http://schemas.microsoft.com/office/drawing/2016/5/13/chartex" xmlns:cx8="http://schemas.microsoft.com/office/drawing/2016/5/14/chartex" xmlns:mc="http://schemas.openxmlformats.org/markup-compatibility/2006" xmlns:aink="http://schemas.microsoft.com/office/drawing/2016/ink" xmlns:am3d="http://schemas.microsoft.com/office/drawing/2017/model3d" xmlns:o="urn:schemas-microsoft-com:office:office" xmlns:oel="http://schemas.microsoft.com/office/2019/extlst" xmlns:r="http://schemas.openxmlformats.org/officeDocument/2006/relationships" xmlns:m="http://schemas.openxmlformats.org/officeDocument/2006/math" xmlns:v="urn:schemas-microsoft-com:vml" xmlns:wp14="http://schemas.microsoft.com/office/word/2010/wordprocessingDrawing" xmlns:wp="http://schemas.openxmlformats.org/drawingml/2006/wordprocessingDrawing" xmlns:w10="urn:schemas-microsoft-com:office:word" xmlns:w="http://schemas.openxmlformats.org/wordprocessingml/2006/main" xmlns:w14="http://schemas.microsoft.com/office/word/2010/wordml" xmlns:w15="http://schemas.microsoft.com/office/word/2012/wordml" xmlns:w16cei="http://schemas.microsoft.com/office/word/2026/wordml/cei" xmlns:w16cex="http://schemas.microsoft.com/office/word/2018/wordml/cex" xmlns:w16cid="http://schemas.microsoft.com/office/word/2016/wordml/cid" xmlns:w16="http://schemas.microsoft.com/office/word/2018/wordml" xmlns:w16du="http://schemas.microsoft.com/office/word/2023/wordml/word16du" xmlns:w16sdtdh="http://schemas.microsoft.com/office/word/2020/wordml/sdtdatahash" xmlns:w16sdtfl="http://schemas.microsoft.com/office/word/2024/wordml/sdtformatlock" xmlns:w16se="http://schemas.microsoft.com/office/word/2015/wordml/symex" xmlns:wpg="http://schemas.microsoft.com/office/word/2010/wordprocessingGroup" xmlns:wpi="http://schemas.microsoft.com/office/word/2010/wordprocessingInk" xmlns:wne="http://schemas.microsoft.com/office/word/2006/wordml" xmlns:wps="http://schemas.microsoft.com/office/word/2010/wordprocessingShape" mc:Ignorable="w14 w15 w16se w16cid w16 w16cex w16sdtdh w16sdtfl w16du wp14">
   <w:p>
     <w:pPr>
       <w:pStyle w:val="Footer"/>
@@ -18345,7 +18402,7 @@
 </file>
 
 <file path=word/footer2.xml><?xml version="1.0" encoding="utf-8"?>
-<w:ftr xmlns:wpc="http://schemas.microsoft.com/office/word/2010/wordprocessingCanvas" xmlns:cx="http://schemas.microsoft.com/office/drawing/2014/chartex" xmlns:cx1="http://schemas.microsoft.com/office/drawing/2015/9/8/chartex" xmlns:cx2="http://schemas.microsoft.com/office/drawing/2015/10/21/chartex" xmlns:cx3="http://schemas.microsoft.com/office/drawing/2016/5/9/chartex" xmlns:cx4="http://schemas.microsoft.com/office/drawing/2016/5/10/chartex" xmlns:cx5="http://schemas.microsoft.com/office/drawing/2016/5/11/chartex" xmlns:cx6="http://schemas.microsoft.com/office/drawing/2016/5/12/chartex" xmlns:cx7="http://schemas.microsoft.com/office/drawing/2016/5/13/chartex" xmlns:cx8="http://schemas.microsoft.com/office/drawing/2016/5/14/chartex" xmlns:mc="http://schemas.openxmlformats.org/markup-compatibility/2006" xmlns:aink="http://schemas.microsoft.com/office/drawing/2016/ink" xmlns:am3d="http://schemas.microsoft.com/office/drawing/2017/model3d" xmlns:o="urn:schemas-microsoft-com:office:office" xmlns:oel="http://schemas.microsoft.com/office/2019/extlst" xmlns:r="http://schemas.openxmlformats.org/officeDocument/2006/relationships" xmlns:m="http://schemas.openxmlformats.org/officeDocument/2006/math" xmlns:v="urn:schemas-microsoft-com:vml" xmlns:wp14="http://schemas.microsoft.com/office/word/2010/wordprocessingDrawing" xmlns:wp="http://schemas.openxmlformats.org/drawingml/2006/wordprocessingDrawing" xmlns:w10="urn:schemas-microsoft-com:office:word" xmlns:w="http://schemas.openxmlformats.org/wordprocessingml/2006/main" xmlns:w14="http://schemas.microsoft.com/office/word/2010/wordml" xmlns:w15="http://schemas.microsoft.com/office/word/2012/wordml" xmlns:w16cex="http://schemas.microsoft.com/office/word/2018/wordml/cex" xmlns:w16cid="http://schemas.microsoft.com/office/word/2016/wordml/cid" xmlns:w16="http://schemas.microsoft.com/office/word/2018/wordml" xmlns:w16du="http://schemas.microsoft.com/office/word/2023/wordml/word16du" xmlns:w16sdtdh="http://schemas.microsoft.com/office/word/2020/wordml/sdtdatahash" xmlns:w16sdtfl="http://schemas.microsoft.com/office/word/2024/wordml/sdtformatlock" xmlns:w16se="http://schemas.microsoft.com/office/word/2015/wordml/symex" xmlns:wpg="http://schemas.microsoft.com/office/word/2010/wordprocessingGroup" xmlns:wpi="http://schemas.microsoft.com/office/word/2010/wordprocessingInk" xmlns:wne="http://schemas.microsoft.com/office/word/2006/wordml" xmlns:wps="http://schemas.microsoft.com/office/word/2010/wordprocessingShape" mc:Ignorable="w14 w15 w16se w16cid w16 w16cex w16sdtdh w16sdtfl w16du wp14">
+<w:ftr xmlns:wpc="http://schemas.microsoft.com/office/word/2010/wordprocessingCanvas" xmlns:cx="http://schemas.microsoft.com/office/drawing/2014/chartex" xmlns:cx1="http://schemas.microsoft.com/office/drawing/2015/9/8/chartex" xmlns:cx2="http://schemas.microsoft.com/office/drawing/2015/10/21/chartex" xmlns:cx3="http://schemas.microsoft.com/office/drawing/2016/5/9/chartex" xmlns:cx4="http://schemas.microsoft.com/office/drawing/2016/5/10/chartex" xmlns:cx5="http://schemas.microsoft.com/office/drawing/2016/5/11/chartex" xmlns:cx6="http://schemas.microsoft.com/office/drawing/2016/5/12/chartex" xmlns:cx7="http://schemas.microsoft.com/office/drawing/2016/5/13/chartex" xmlns:cx8="http://schemas.microsoft.com/office/drawing/2016/5/14/chartex" xmlns:mc="http://schemas.openxmlformats.org/markup-compatibility/2006" xmlns:aink="http://schemas.microsoft.com/office/drawing/2016/ink" xmlns:am3d="http://schemas.microsoft.com/office/drawing/2017/model3d" xmlns:o="urn:schemas-microsoft-com:office:office" xmlns:oel="http://schemas.microsoft.com/office/2019/extlst" xmlns:r="http://schemas.openxmlformats.org/officeDocument/2006/relationships" xmlns:m="http://schemas.openxmlformats.org/officeDocument/2006/math" xmlns:v="urn:schemas-microsoft-com:vml" xmlns:wp14="http://schemas.microsoft.com/office/word/2010/wordprocessingDrawing" xmlns:wp="http://schemas.openxmlformats.org/drawingml/2006/wordprocessingDrawing" xmlns:w10="urn:schemas-microsoft-com:office:word" xmlns:w="http://schemas.openxmlformats.org/wordprocessingml/2006/main" xmlns:w14="http://schemas.microsoft.com/office/word/2010/wordml" xmlns:w15="http://schemas.microsoft.com/office/word/2012/wordml" xmlns:w16cei="http://schemas.microsoft.com/office/word/2026/wordml/cei" xmlns:w16cex="http://schemas.microsoft.com/office/word/2018/wordml/cex" xmlns:w16cid="http://schemas.microsoft.com/office/word/2016/wordml/cid" xmlns:w16="http://schemas.microsoft.com/office/word/2018/wordml" xmlns:w16du="http://schemas.microsoft.com/office/word/2023/wordml/word16du" xmlns:w16sdtdh="http://schemas.microsoft.com/office/word/2020/wordml/sdtdatahash" xmlns:w16sdtfl="http://schemas.microsoft.com/office/word/2024/wordml/sdtformatlock" xmlns:w16se="http://schemas.microsoft.com/office/word/2015/wordml/symex" xmlns:wpg="http://schemas.microsoft.com/office/word/2010/wordprocessingGroup" xmlns:wpi="http://schemas.microsoft.com/office/word/2010/wordprocessingInk" xmlns:wne="http://schemas.microsoft.com/office/word/2006/wordml" xmlns:wps="http://schemas.microsoft.com/office/word/2010/wordprocessingShape" mc:Ignorable="w14 w15 w16se w16cid w16 w16cex w16sdtdh w16sdtfl w16du wp14">
   <w:p>
     <w:pPr>
       <w:pStyle w:val="Footer"/>
@@ -18412,7 +18469,7 @@
 </file>
 
 <file path=word/footnotes.xml><?xml version="1.0" encoding="utf-8"?>
-<w:footnotes xmlns:wpc="http://schemas.microsoft.com/office/word/2010/wordprocessingCanvas" xmlns:cx="http://schemas.microsoft.com/office/drawing/2014/chartex" xmlns:cx1="http://schemas.microsoft.com/office/drawing/2015/9/8/chartex" xmlns:cx2="http://schemas.microsoft.com/office/drawing/2015/10/21/chartex" xmlns:cx3="http://schemas.microsoft.com/office/drawing/2016/5/9/chartex" xmlns:cx4="http://schemas.microsoft.com/office/drawing/2016/5/10/chartex" xmlns:cx5="http://schemas.microsoft.com/office/drawing/2016/5/11/chartex" xmlns:cx6="http://schemas.microsoft.com/office/drawing/2016/5/12/chartex" xmlns:cx7="http://schemas.microsoft.com/office/drawing/2016/5/13/chartex" xmlns:cx8="http://schemas.microsoft.com/office/drawing/2016/5/14/chartex" xmlns:mc="http://schemas.openxmlformats.org/markup-compatibility/2006" xmlns:aink="http://schemas.microsoft.com/office/drawing/2016/ink" xmlns:am3d="http://schemas.microsoft.com/office/drawing/2017/model3d" xmlns:o="urn:schemas-microsoft-com:office:office" xmlns:oel="http://schemas.microsoft.com/office/2019/extlst" xmlns:r="http://schemas.openxmlformats.org/officeDocument/2006/relationships" xmlns:m="http://schemas.openxmlformats.org/officeDocument/2006/math" xmlns:v="urn:schemas-microsoft-com:vml" xmlns:wp14="http://schemas.microsoft.com/office/word/2010/wordprocessingDrawing" xmlns:wp="http://schemas.openxmlformats.org/drawingml/2006/wordprocessingDrawing" xmlns:w10="urn:schemas-microsoft-com:office:word" xmlns:w="http://schemas.openxmlformats.org/wordprocessingml/2006/main" xmlns:w14="http://schemas.microsoft.com/office/word/2010/wordml" xmlns:w15="http://schemas.microsoft.com/office/word/2012/wordml" xmlns:w16cex="http://schemas.microsoft.com/office/word/2018/wordml/cex" xmlns:w16cid="http://schemas.microsoft.com/office/word/2016/wordml/cid" xmlns:w16="http://schemas.microsoft.com/office/word/2018/wordml" xmlns:w16du="http://schemas.microsoft.com/office/word/2023/wordml/word16du" xmlns:w16sdtdh="http://schemas.microsoft.com/office/word/2020/wordml/sdtdatahash" xmlns:w16sdtfl="http://schemas.microsoft.com/office/word/2024/wordml/sdtformatlock" xmlns:w16se="http://schemas.microsoft.com/office/word/2015/wordml/symex" xmlns:wpg="http://schemas.microsoft.com/office/word/2010/wordprocessingGroup" xmlns:wpi="http://schemas.microsoft.com/office/word/2010/wordprocessingInk" xmlns:wne="http://schemas.microsoft.com/office/word/2006/wordml" xmlns:wps="http://schemas.microsoft.com/office/word/2010/wordprocessingShape" mc:Ignorable="w14 w15 w16se w16cid w16 w16cex w16sdtdh w16sdtfl w16du wp14">
+<w:footnotes xmlns:wpc="http://schemas.microsoft.com/office/word/2010/wordprocessingCanvas" xmlns:cx="http://schemas.microsoft.com/office/drawing/2014/chartex" xmlns:cx1="http://schemas.microsoft.com/office/drawing/2015/9/8/chartex" xmlns:cx2="http://schemas.microsoft.com/office/drawing/2015/10/21/chartex" xmlns:cx3="http://schemas.microsoft.com/office/drawing/2016/5/9/chartex" xmlns:cx4="http://schemas.microsoft.com/office/drawing/2016/5/10/chartex" xmlns:cx5="http://schemas.microsoft.com/office/drawing/2016/5/11/chartex" xmlns:cx6="http://schemas.microsoft.com/office/drawing/2016/5/12/chartex" xmlns:cx7="http://schemas.microsoft.com/office/drawing/2016/5/13/chartex" xmlns:cx8="http://schemas.microsoft.com/office/drawing/2016/5/14/chartex" xmlns:mc="http://schemas.openxmlformats.org/markup-compatibility/2006" xmlns:aink="http://schemas.microsoft.com/office/drawing/2016/ink" xmlns:am3d="http://schemas.microsoft.com/office/drawing/2017/model3d" xmlns:o="urn:schemas-microsoft-com:office:office" xmlns:oel="http://schemas.microsoft.com/office/2019/extlst" xmlns:r="http://schemas.openxmlformats.org/officeDocument/2006/relationships" xmlns:m="http://schemas.openxmlformats.org/officeDocument/2006/math" xmlns:v="urn:schemas-microsoft-com:vml" xmlns:wp14="http://schemas.microsoft.com/office/word/2010/wordprocessingDrawing" xmlns:wp="http://schemas.openxmlformats.org/drawingml/2006/wordprocessingDrawing" xmlns:w10="urn:schemas-microsoft-com:office:word" xmlns:w="http://schemas.openxmlformats.org/wordprocessingml/2006/main" xmlns:w14="http://schemas.microsoft.com/office/word/2010/wordml" xmlns:w15="http://schemas.microsoft.com/office/word/2012/wordml" xmlns:w16cei="http://schemas.microsoft.com/office/word/2026/wordml/cei" xmlns:w16cex="http://schemas.microsoft.com/office/word/2018/wordml/cex" xmlns:w16cid="http://schemas.microsoft.com/office/word/2016/wordml/cid" xmlns:w16="http://schemas.microsoft.com/office/word/2018/wordml" xmlns:w16du="http://schemas.microsoft.com/office/word/2023/wordml/word16du" xmlns:w16sdtdh="http://schemas.microsoft.com/office/word/2020/wordml/sdtdatahash" xmlns:w16sdtfl="http://schemas.microsoft.com/office/word/2024/wordml/sdtformatlock" xmlns:w16se="http://schemas.microsoft.com/office/word/2015/wordml/symex" xmlns:wpg="http://schemas.microsoft.com/office/word/2010/wordprocessingGroup" xmlns:wpi="http://schemas.microsoft.com/office/word/2010/wordprocessingInk" xmlns:wne="http://schemas.microsoft.com/office/word/2006/wordml" xmlns:wps="http://schemas.microsoft.com/office/word/2010/wordprocessingShape" mc:Ignorable="w14 w15 w16se w16cid w16 w16cex w16sdtdh w16sdtfl w16du wp14">
   <w:footnote w:type="separator" w:id="-1">
     <w:p>
       <w:r>
@@ -18434,7 +18491,7 @@
 </file>
 
 <file path=word/header1.xml><?xml version="1.0" encoding="utf-8"?>
-<w:hdr xmlns:wpc="http://schemas.microsoft.com/office/word/2010/wordprocessingCanvas" xmlns:cx="http://schemas.microsoft.com/office/drawing/2014/chartex" xmlns:cx1="http://schemas.microsoft.com/office/drawing/2015/9/8/chartex" xmlns:cx2="http://schemas.microsoft.com/office/drawing/2015/10/21/chartex" xmlns:cx3="http://schemas.microsoft.com/office/drawing/2016/5/9/chartex" xmlns:cx4="http://schemas.microsoft.com/office/drawing/2016/5/10/chartex" xmlns:cx5="http://schemas.microsoft.com/office/drawing/2016/5/11/chartex" xmlns:cx6="http://schemas.microsoft.com/office/drawing/2016/5/12/chartex" xmlns:cx7="http://schemas.microsoft.com/office/drawing/2016/5/13/chartex" xmlns:cx8="http://schemas.microsoft.com/office/drawing/2016/5/14/chartex" xmlns:mc="http://schemas.openxmlformats.org/markup-compatibility/2006" xmlns:aink="http://schemas.microsoft.com/office/drawing/2016/ink" xmlns:am3d="http://schemas.microsoft.com/office/drawing/2017/model3d" xmlns:o="urn:schemas-microsoft-com:office:office" xmlns:oel="http://schemas.microsoft.com/office/2019/extlst" xmlns:r="http://schemas.openxmlformats.org/officeDocument/2006/relationships" xmlns:m="http://schemas.openxmlformats.org/officeDocument/2006/math" xmlns:v="urn:schemas-microsoft-com:vml" xmlns:wp14="http://schemas.microsoft.com/office/word/2010/wordprocessingDrawing" xmlns:wp="http://schemas.openxmlformats.org/drawingml/2006/wordprocessingDrawing" xmlns:w10="urn:schemas-microsoft-com:office:word" xmlns:w="http://schemas.openxmlformats.org/wordprocessingml/2006/main" xmlns:w14="http://schemas.microsoft.com/office/word/2010/wordml" xmlns:w15="http://schemas.microsoft.com/office/word/2012/wordml" xmlns:w16cex="http://schemas.microsoft.com/office/word/2018/wordml/cex" xmlns:w16cid="http://schemas.microsoft.com/office/word/2016/wordml/cid" xmlns:w16="http://schemas.microsoft.com/office/word/2018/wordml" xmlns:w16du="http://schemas.microsoft.com/office/word/2023/wordml/word16du" xmlns:w16sdtdh="http://schemas.microsoft.com/office/word/2020/wordml/sdtdatahash" xmlns:w16sdtfl="http://schemas.microsoft.com/office/word/2024/wordml/sdtformatlock" xmlns:w16se="http://schemas.microsoft.com/office/word/2015/wordml/symex" xmlns:wpg="http://schemas.microsoft.com/office/word/2010/wordprocessingGroup" xmlns:wpi="http://schemas.microsoft.com/office/word/2010/wordprocessingInk" xmlns:wne="http://schemas.microsoft.com/office/word/2006/wordml" xmlns:wps="http://schemas.microsoft.com/office/word/2010/wordprocessingShape" mc:Ignorable="w14 w15 w16se w16cid w16 w16cex w16sdtdh w16sdtfl w16du wp14">
+<w:hdr xmlns:wpc="http://schemas.microsoft.com/office/word/2010/wordprocessingCanvas" xmlns:cx="http://schemas.microsoft.com/office/drawing/2014/chartex" xmlns:cx1="http://schemas.microsoft.com/office/drawing/2015/9/8/chartex" xmlns:cx2="http://schemas.microsoft.com/office/drawing/2015/10/21/chartex" xmlns:cx3="http://schemas.microsoft.com/office/drawing/2016/5/9/chartex" xmlns:cx4="http://schemas.microsoft.com/office/drawing/2016/5/10/chartex" xmlns:cx5="http://schemas.microsoft.com/office/drawing/2016/5/11/chartex" xmlns:cx6="http://schemas.microsoft.com/office/drawing/2016/5/12/chartex" xmlns:cx7="http://schemas.microsoft.com/office/drawing/2016/5/13/chartex" xmlns:cx8="http://schemas.microsoft.com/office/drawing/2016/5/14/chartex" xmlns:mc="http://schemas.openxmlformats.org/markup-compatibility/2006" xmlns:aink="http://schemas.microsoft.com/office/drawing/2016/ink" xmlns:am3d="http://schemas.microsoft.com/office/drawing/2017/model3d" xmlns:o="urn:schemas-microsoft-com:office:office" xmlns:oel="http://schemas.microsoft.com/office/2019/extlst" xmlns:r="http://schemas.openxmlformats.org/officeDocument/2006/relationships" xmlns:m="http://schemas.openxmlformats.org/officeDocument/2006/math" xmlns:v="urn:schemas-microsoft-com:vml" xmlns:wp14="http://schemas.microsoft.com/office/word/2010/wordprocessingDrawing" xmlns:wp="http://schemas.openxmlformats.org/drawingml/2006/wordprocessingDrawing" xmlns:w10="urn:schemas-microsoft-com:office:word" xmlns:w="http://schemas.openxmlformats.org/wordprocessingml/2006/main" xmlns:w14="http://schemas.microsoft.com/office/word/2010/wordml" xmlns:w15="http://schemas.microsoft.com/office/word/2012/wordml" xmlns:w16cei="http://schemas.microsoft.com/office/word/2026/wordml/cei" xmlns:w16cex="http://schemas.microsoft.com/office/word/2018/wordml/cex" xmlns:w16cid="http://schemas.microsoft.com/office/word/2016/wordml/cid" xmlns:w16="http://schemas.microsoft.com/office/word/2018/wordml" xmlns:w16du="http://schemas.microsoft.com/office/word/2023/wordml/word16du" xmlns:w16sdtdh="http://schemas.microsoft.com/office/word/2020/wordml/sdtdatahash" xmlns:w16sdtfl="http://schemas.microsoft.com/office/word/2024/wordml/sdtformatlock" xmlns:w16se="http://schemas.microsoft.com/office/word/2015/wordml/symex" xmlns:wpg="http://schemas.microsoft.com/office/word/2010/wordprocessingGroup" xmlns:wpi="http://schemas.microsoft.com/office/word/2010/wordprocessingInk" xmlns:wne="http://schemas.microsoft.com/office/word/2006/wordml" xmlns:wps="http://schemas.microsoft.com/office/word/2010/wordprocessingShape" mc:Ignorable="w14 w15 w16se w16cid w16 w16cex w16sdtdh w16sdtfl w16du wp14">
   <w:p>
     <w:pPr>
       <w:rPr>
@@ -18735,7 +18792,7 @@
 </file>
 
 <file path=word/numbering.xml><?xml version="1.0" encoding="utf-8"?>
-<w:numbering xmlns:wpc="http://schemas.microsoft.com/office/word/2010/wordprocessingCanvas" xmlns:cx="http://schemas.microsoft.com/office/drawing/2014/chartex" xmlns:cx1="http://schemas.microsoft.com/office/drawing/2015/9/8/chartex" xmlns:cx2="http://schemas.microsoft.com/office/drawing/2015/10/21/chartex" xmlns:cx3="http://schemas.microsoft.com/office/drawing/2016/5/9/chartex" xmlns:cx4="http://schemas.microsoft.com/office/drawing/2016/5/10/chartex" xmlns:cx5="http://schemas.microsoft.com/office/drawing/2016/5/11/chartex" xmlns:cx6="http://schemas.microsoft.com/office/drawing/2016/5/12/chartex" xmlns:cx7="http://schemas.microsoft.com/office/drawing/2016/5/13/chartex" xmlns:cx8="http://schemas.microsoft.com/office/drawing/2016/5/14/chartex" xmlns:mc="http://schemas.openxmlformats.org/markup-compatibility/2006" xmlns:aink="http://schemas.microsoft.com/office/drawing/2016/ink" xmlns:am3d="http://schemas.microsoft.com/office/drawing/2017/model3d" xmlns:o="urn:schemas-microsoft-com:office:office" xmlns:oel="http://schemas.microsoft.com/office/2019/extlst" xmlns:r="http://schemas.openxmlformats.org/officeDocument/2006/relationships" xmlns:m="http://schemas.openxmlformats.org/officeDocument/2006/math" xmlns:v="urn:schemas-microsoft-com:vml" xmlns:wp14="http://schemas.microsoft.com/office/word/2010/wordprocessingDrawing" xmlns:wp="http://schemas.openxmlformats.org/drawingml/2006/wordprocessingDrawing" xmlns:w10="urn:schemas-microsoft-com:office:word" xmlns:w="http://schemas.openxmlformats.org/wordprocessingml/2006/main" xmlns:w14="http://schemas.microsoft.com/office/word/2010/wordml" xmlns:w15="http://schemas.microsoft.com/office/word/2012/wordml" xmlns:w16cex="http://schemas.microsoft.com/office/word/2018/wordml/cex" xmlns:w16cid="http://schemas.microsoft.com/office/word/2016/wordml/cid" xmlns:w16="http://schemas.microsoft.com/office/word/2018/wordml" xmlns:w16du="http://schemas.microsoft.com/office/word/2023/wordml/word16du" xmlns:w16sdtdh="http://schemas.microsoft.com/office/word/2020/wordml/sdtdatahash" xmlns:w16sdtfl="http://schemas.microsoft.com/office/word/2024/wordml/sdtformatlock" xmlns:w16se="http://schemas.microsoft.com/office/word/2015/wordml/symex" xmlns:wpg="http://schemas.microsoft.com/office/word/2010/wordprocessingGroup" xmlns:wpi="http://schemas.microsoft.com/office/word/2010/wordprocessingInk" xmlns:wne="http://schemas.microsoft.com/office/word/2006/wordml" xmlns:wps="http://schemas.microsoft.com/office/word/2010/wordprocessingShape" mc:Ignorable="w14 w15 w16se w16cid w16 w16cex w16sdtdh w16sdtfl w16du wp14">
+<w:numbering xmlns:wpc="http://schemas.microsoft.com/office/word/2010/wordprocessingCanvas" xmlns:cx="http://schemas.microsoft.com/office/drawing/2014/chartex" xmlns:cx1="http://schemas.microsoft.com/office/drawing/2015/9/8/chartex" xmlns:cx2="http://schemas.microsoft.com/office/drawing/2015/10/21/chartex" xmlns:cx3="http://schemas.microsoft.com/office/drawing/2016/5/9/chartex" xmlns:cx4="http://schemas.microsoft.com/office/drawing/2016/5/10/chartex" xmlns:cx5="http://schemas.microsoft.com/office/drawing/2016/5/11/chartex" xmlns:cx6="http://schemas.microsoft.com/office/drawing/2016/5/12/chartex" xmlns:cx7="http://schemas.microsoft.com/office/drawing/2016/5/13/chartex" xmlns:cx8="http://schemas.microsoft.com/office/drawing/2016/5/14/chartex" xmlns:mc="http://schemas.openxmlformats.org/markup-compatibility/2006" xmlns:aink="http://schemas.microsoft.com/office/drawing/2016/ink" xmlns:am3d="http://schemas.microsoft.com/office/drawing/2017/model3d" xmlns:o="urn:schemas-microsoft-com:office:office" xmlns:oel="http://schemas.microsoft.com/office/2019/extlst" xmlns:r="http://schemas.openxmlformats.org/officeDocument/2006/relationships" xmlns:m="http://schemas.openxmlformats.org/officeDocument/2006/math" xmlns:v="urn:schemas-microsoft-com:vml" xmlns:wp14="http://schemas.microsoft.com/office/word/2010/wordprocessingDrawing" xmlns:wp="http://schemas.openxmlformats.org/drawingml/2006/wordprocessingDrawing" xmlns:w10="urn:schemas-microsoft-com:office:word" xmlns:w="http://schemas.openxmlformats.org/wordprocessingml/2006/main" xmlns:w14="http://schemas.microsoft.com/office/word/2010/wordml" xmlns:w15="http://schemas.microsoft.com/office/word/2012/wordml" xmlns:w16cei="http://schemas.microsoft.com/office/word/2026/wordml/cei" xmlns:w16cex="http://schemas.microsoft.com/office/word/2018/wordml/cex" xmlns:w16cid="http://schemas.microsoft.com/office/word/2016/wordml/cid" xmlns:w16="http://schemas.microsoft.com/office/word/2018/wordml" xmlns:w16du="http://schemas.microsoft.com/office/word/2023/wordml/word16du" xmlns:w16sdtdh="http://schemas.microsoft.com/office/word/2020/wordml/sdtdatahash" xmlns:w16sdtfl="http://schemas.microsoft.com/office/word/2024/wordml/sdtformatlock" xmlns:w16se="http://schemas.microsoft.com/office/word/2015/wordml/symex" xmlns:wpg="http://schemas.microsoft.com/office/word/2010/wordprocessingGroup" xmlns:wpi="http://schemas.microsoft.com/office/word/2010/wordprocessingInk" xmlns:wne="http://schemas.microsoft.com/office/word/2006/wordml" xmlns:wps="http://schemas.microsoft.com/office/word/2010/wordprocessingShape" mc:Ignorable="w14 w15 w16se w16cid w16 w16cex w16sdtdh w16sdtfl w16du wp14">
   <w:abstractNum w:abstractNumId="0" w15:restartNumberingAfterBreak="0">
     <w:nsid w:val="15E76D95"/>
     <w:multiLevelType w:val="multilevel"/>
@@ -22775,95 +22832,62 @@
 </file>
 
 <file path=customXml/item1.xml><?xml version="1.0" encoding="utf-8"?>
-<b:Sources xmlns:b="http://schemas.openxmlformats.org/officeDocument/2006/bibliography" xmlns="http://schemas.openxmlformats.org/officeDocument/2006/bibliography" SelectedStyle="\APA.XSL" StyleName="APA"/>
+<?mso-contentType ?>
+<FormTemplates xmlns="http://schemas.microsoft.com/sharepoint/v3/contenttype/forms">
+  <Display>DocumentLibraryForm</Display>
+  <Edit>DocumentLibraryForm</Edit>
+  <New>DocumentLibraryForm</New>
+</FormTemplates>
 </file>
 
 <file path=customXml/item2.xml><?xml version="1.0" encoding="utf-8"?>
-<p:properties xmlns:p="http://schemas.microsoft.com/office/2006/metadata/properties" xmlns:xsi="http://www.w3.org/2001/XMLSchema-instance" xmlns:pc="http://schemas.microsoft.com/office/infopath/2007/PartnerControls">
-  <documentManagement>
-    <TaxCatchAll xmlns="fbd4063b-56e2-45fe-a629-6f07d2b41603">
-      <Value>1</Value>
-    </TaxCatchAll>
-    <SharedWithUsers xmlns="fbd4063b-56e2-45fe-a629-6f07d2b41603">
-      <UserInfo>
-        <DisplayName>Gibson, Rachel (Corporate Services - Communications)</DisplayName>
-        <AccountId>395</AccountId>
-        <AccountType/>
-      </UserInfo>
-      <UserInfo>
-        <DisplayName>zz_Rutter, Michael (Energy Efficiency &amp; Local)</DisplayName>
-        <AccountId>27</AccountId>
-        <AccountType/>
-      </UserInfo>
-      <UserInfo>
-        <DisplayName>Shanahan, Gary (Energy Security)</DisplayName>
-        <AccountId>19</AccountId>
-        <AccountType/>
-      </UserInfo>
-      <UserInfo>
-        <DisplayName>zz_Mellis, Craig (NZBI - Portfolio &amp; Affordability)</DisplayName>
-        <AccountId>14</AccountId>
-        <AccountType/>
-      </UserInfo>
-      <UserInfo>
-        <DisplayName>SpAds Office (Energy Security)</DisplayName>
-        <AccountId>1006</AccountId>
-        <AccountType/>
-      </UserInfo>
-      <UserInfo>
-        <DisplayName>zz_Unit, Policy (BEIS)</DisplayName>
-        <AccountId>995</AccountId>
-        <AccountType/>
-      </UserInfo>
-      <UserInfo>
-        <DisplayName>zz_Critchlow, Julian (BEIS)</DisplayName>
-        <AccountId>1007</AccountId>
-        <AccountType/>
-      </UserInfo>
-      <UserInfo>
-        <DisplayName>Golding, Ben (Energy Security)</DisplayName>
-        <AccountId>57</AccountId>
-        <AccountType/>
-      </UserInfo>
-      <UserInfo>
-        <DisplayName>Cooke, Andrew (Energy Security)</DisplayName>
-        <AccountId>1156</AccountId>
-        <AccountType/>
-      </UserInfo>
-      <UserInfo>
-        <DisplayName>Smale3, Donna (Energy Security)</DisplayName>
-        <AccountId>5952</AccountId>
-        <AccountType/>
-      </UserInfo>
-    </SharedWithUsers>
-    <lcf76f155ced4ddcb4097134ff3c332f xmlns="037429d3-ebc3-4393-a8f7-d8ccade6149e">
-      <Terms xmlns="http://schemas.microsoft.com/office/infopath/2007/PartnerControls"/>
-    </lcf76f155ced4ddcb4097134ff3c332f>
-    <Government_x0020_Body xmlns="b413c3fd-5a3b-4239-b985-69032e371c04">BEIS</Government_x0020_Body>
-    <Date_x0020_Opened xmlns="b413c3fd-5a3b-4239-b985-69032e371c04">2025-08-13T07:43:45+00:00</Date_x0020_Opened>
-    <LegacyData xmlns="aaacb922-5235-4a66-b188-303b9b46fbd7" xsi:nil="true"/>
-    <_ip_UnifiedCompliancePolicyUIAction xmlns="http://schemas.microsoft.com/sharepoint/v3" xsi:nil="true"/>
-    <m975189f4ba442ecbf67d4147307b177 xmlns="fbd4063b-56e2-45fe-a629-6f07d2b41603">
-      <Terms xmlns="http://schemas.microsoft.com/office/infopath/2007/PartnerControls">
-        <TermInfo xmlns="http://schemas.microsoft.com/office/infopath/2007/PartnerControls">
-          <TermName xmlns="http://schemas.microsoft.com/office/infopath/2007/PartnerControls">BEIS:Energy, Transformation and Clean Growth:Energy Efficiency and Local</TermName>
-          <TermId xmlns="http://schemas.microsoft.com/office/infopath/2007/PartnerControls">457be5e4-4b91-494e-beda-509bcb82df7c</TermId>
-        </TermInfo>
-      </Terms>
-    </m975189f4ba442ecbf67d4147307b177>
-    <Descriptor xmlns="0063f72e-ace3-48fb-9c1f-5b513408b31f" xsi:nil="true"/>
-    <_ip_UnifiedCompliancePolicyProperties xmlns="http://schemas.microsoft.com/sharepoint/v3" xsi:nil="true"/>
-    <Security_x0020_Classification xmlns="0063f72e-ace3-48fb-9c1f-5b513408b31f">OFFICIAL</Security_x0020_Classification>
-    <notes xmlns="037429d3-ebc3-4393-a8f7-d8ccade6149e" xsi:nil="true"/>
-    <Retention_x0020_Label xmlns="a8f60570-4bd3-4f2b-950b-a996de8ab151" xsi:nil="true"/>
-    <Date_x0020_Closed xmlns="b413c3fd-5a3b-4239-b985-69032e371c04" xsi:nil="true"/>
-    <_dlc_DocId xmlns="fbd4063b-56e2-45fe-a629-6f07d2b41603">CC3YWP65YJAN-1566658331-883499</_dlc_DocId>
-    <_dlc_DocIdUrl xmlns="fbd4063b-56e2-45fe-a629-6f07d2b41603">
-      <Url>https://beisgov.sharepoint.com/sites/BusinessEnergyUse/_layouts/15/DocIdRedir.aspx?ID=CC3YWP65YJAN-1566658331-883499</Url>
-      <Description>CC3YWP65YJAN-1566658331-883499</Description>
-    </_dlc_DocIdUrl>
-  </documentManagement>
-</p:properties>
+<?mso-contentType ?>
+<spe:Receivers xmlns:spe="http://schemas.microsoft.com/sharepoint/events">
+  <Receiver>
+    <Name>Document ID Generator</Name>
+    <Synchronization>Synchronous</Synchronization>
+    <Type>10001</Type>
+    <SequenceNumber>1000</SequenceNumber>
+    <Url/>
+    <Assembly>Microsoft.Office.DocumentManagement, Version=16.0.0.0, Culture=neutral, PublicKeyToken=71e9bce111e9429c</Assembly>
+    <Class>Microsoft.Office.DocumentManagement.Internal.DocIdHandler</Class>
+    <Data/>
+    <Filter/>
+  </Receiver>
+  <Receiver>
+    <Name>Document ID Generator</Name>
+    <Synchronization>Synchronous</Synchronization>
+    <Type>10002</Type>
+    <SequenceNumber>1001</SequenceNumber>
+    <Url/>
+    <Assembly>Microsoft.Office.DocumentManagement, Version=16.0.0.0, Culture=neutral, PublicKeyToken=71e9bce111e9429c</Assembly>
+    <Class>Microsoft.Office.DocumentManagement.Internal.DocIdHandler</Class>
+    <Data/>
+    <Filter/>
+  </Receiver>
+  <Receiver>
+    <Name>Document ID Generator</Name>
+    <Synchronization>Synchronous</Synchronization>
+    <Type>10004</Type>
+    <SequenceNumber>1002</SequenceNumber>
+    <Url/>
+    <Assembly>Microsoft.Office.DocumentManagement, Version=16.0.0.0, Culture=neutral, PublicKeyToken=71e9bce111e9429c</Assembly>
+    <Class>Microsoft.Office.DocumentManagement.Internal.DocIdHandler</Class>
+    <Data/>
+    <Filter/>
+  </Receiver>
+  <Receiver>
+    <Name>Document ID Generator</Name>
+    <Synchronization>Synchronous</Synchronization>
+    <Type>10006</Type>
+    <SequenceNumber>1003</SequenceNumber>
+    <Url/>
+    <Assembly>Microsoft.Office.DocumentManagement, Version=16.0.0.0, Culture=neutral, PublicKeyToken=71e9bce111e9429c</Assembly>
+    <Class>Microsoft.Office.DocumentManagement.Internal.DocIdHandler</Class>
+    <Data/>
+    <Filter/>
+  </Receiver>
+</spe:Receivers>
 </file>
 
 <file path=customXml/item3.xml><?xml version="1.0" encoding="utf-8"?>
@@ -23271,84 +23295,109 @@
 </file>
 
 <file path=customXml/item4.xml><?xml version="1.0" encoding="utf-8"?>
-<?mso-contentType ?>
-<spe:Receivers xmlns:spe="http://schemas.microsoft.com/sharepoint/events">
-  <Receiver>
-    <Name>Document ID Generator</Name>
-    <Synchronization>Synchronous</Synchronization>
-    <Type>10001</Type>
-    <SequenceNumber>1000</SequenceNumber>
-    <Url/>
-    <Assembly>Microsoft.Office.DocumentManagement, Version=16.0.0.0, Culture=neutral, PublicKeyToken=71e9bce111e9429c</Assembly>
-    <Class>Microsoft.Office.DocumentManagement.Internal.DocIdHandler</Class>
-    <Data/>
-    <Filter/>
-  </Receiver>
-  <Receiver>
-    <Name>Document ID Generator</Name>
-    <Synchronization>Synchronous</Synchronization>
-    <Type>10002</Type>
-    <SequenceNumber>1001</SequenceNumber>
-    <Url/>
-    <Assembly>Microsoft.Office.DocumentManagement, Version=16.0.0.0, Culture=neutral, PublicKeyToken=71e9bce111e9429c</Assembly>
-    <Class>Microsoft.Office.DocumentManagement.Internal.DocIdHandler</Class>
-    <Data/>
-    <Filter/>
-  </Receiver>
-  <Receiver>
-    <Name>Document ID Generator</Name>
-    <Synchronization>Synchronous</Synchronization>
-    <Type>10004</Type>
-    <SequenceNumber>1002</SequenceNumber>
-    <Url/>
-    <Assembly>Microsoft.Office.DocumentManagement, Version=16.0.0.0, Culture=neutral, PublicKeyToken=71e9bce111e9429c</Assembly>
-    <Class>Microsoft.Office.DocumentManagement.Internal.DocIdHandler</Class>
-    <Data/>
-    <Filter/>
-  </Receiver>
-  <Receiver>
-    <Name>Document ID Generator</Name>
-    <Synchronization>Synchronous</Synchronization>
-    <Type>10006</Type>
-    <SequenceNumber>1003</SequenceNumber>
-    <Url/>
-    <Assembly>Microsoft.Office.DocumentManagement, Version=16.0.0.0, Culture=neutral, PublicKeyToken=71e9bce111e9429c</Assembly>
-    <Class>Microsoft.Office.DocumentManagement.Internal.DocIdHandler</Class>
-    <Data/>
-    <Filter/>
-  </Receiver>
-</spe:Receivers>
+<p:properties xmlns:p="http://schemas.microsoft.com/office/2006/metadata/properties" xmlns:xsi="http://www.w3.org/2001/XMLSchema-instance" xmlns:pc="http://schemas.microsoft.com/office/infopath/2007/PartnerControls">
+  <documentManagement>
+    <TaxCatchAll xmlns="fbd4063b-56e2-45fe-a629-6f07d2b41603">
+      <Value>1</Value>
+    </TaxCatchAll>
+    <SharedWithUsers xmlns="fbd4063b-56e2-45fe-a629-6f07d2b41603">
+      <UserInfo>
+        <DisplayName>Gibson, Rachel (Corporate Services - Communications)</DisplayName>
+        <AccountId>395</AccountId>
+        <AccountType/>
+      </UserInfo>
+      <UserInfo>
+        <DisplayName>zz_Rutter, Michael (Energy Efficiency &amp; Local)</DisplayName>
+        <AccountId>27</AccountId>
+        <AccountType/>
+      </UserInfo>
+      <UserInfo>
+        <DisplayName>Shanahan, Gary (Energy Security)</DisplayName>
+        <AccountId>19</AccountId>
+        <AccountType/>
+      </UserInfo>
+      <UserInfo>
+        <DisplayName>zz_Mellis, Craig (NZBI - Portfolio &amp; Affordability)</DisplayName>
+        <AccountId>14</AccountId>
+        <AccountType/>
+      </UserInfo>
+      <UserInfo>
+        <DisplayName>SpAds Office (Energy Security)</DisplayName>
+        <AccountId>1006</AccountId>
+        <AccountType/>
+      </UserInfo>
+      <UserInfo>
+        <DisplayName>zz_Unit, Policy (BEIS)</DisplayName>
+        <AccountId>995</AccountId>
+        <AccountType/>
+      </UserInfo>
+      <UserInfo>
+        <DisplayName>zz_Critchlow, Julian (BEIS)</DisplayName>
+        <AccountId>1007</AccountId>
+        <AccountType/>
+      </UserInfo>
+      <UserInfo>
+        <DisplayName>Golding, Ben (Energy Security)</DisplayName>
+        <AccountId>57</AccountId>
+        <AccountType/>
+      </UserInfo>
+      <UserInfo>
+        <DisplayName>Cooke, Andrew (Energy Security)</DisplayName>
+        <AccountId>1156</AccountId>
+        <AccountType/>
+      </UserInfo>
+      <UserInfo>
+        <DisplayName>Smale3, Donna (Energy Security)</DisplayName>
+        <AccountId>5952</AccountId>
+        <AccountType/>
+      </UserInfo>
+    </SharedWithUsers>
+    <lcf76f155ced4ddcb4097134ff3c332f xmlns="037429d3-ebc3-4393-a8f7-d8ccade6149e">
+      <Terms xmlns="http://schemas.microsoft.com/office/infopath/2007/PartnerControls"/>
+    </lcf76f155ced4ddcb4097134ff3c332f>
+    <Government_x0020_Body xmlns="b413c3fd-5a3b-4239-b985-69032e371c04">BEIS</Government_x0020_Body>
+    <Date_x0020_Opened xmlns="b413c3fd-5a3b-4239-b985-69032e371c04">2025-08-13T07:43:45+00:00</Date_x0020_Opened>
+    <LegacyData xmlns="aaacb922-5235-4a66-b188-303b9b46fbd7" xsi:nil="true"/>
+    <_ip_UnifiedCompliancePolicyUIAction xmlns="http://schemas.microsoft.com/sharepoint/v3" xsi:nil="true"/>
+    <m975189f4ba442ecbf67d4147307b177 xmlns="fbd4063b-56e2-45fe-a629-6f07d2b41603">
+      <Terms xmlns="http://schemas.microsoft.com/office/infopath/2007/PartnerControls">
+        <TermInfo xmlns="http://schemas.microsoft.com/office/infopath/2007/PartnerControls">
+          <TermName xmlns="http://schemas.microsoft.com/office/infopath/2007/PartnerControls">BEIS:Energy, Transformation and Clean Growth:Energy Efficiency and Local</TermName>
+          <TermId xmlns="http://schemas.microsoft.com/office/infopath/2007/PartnerControls">457be5e4-4b91-494e-beda-509bcb82df7c</TermId>
+        </TermInfo>
+      </Terms>
+    </m975189f4ba442ecbf67d4147307b177>
+    <Descriptor xmlns="0063f72e-ace3-48fb-9c1f-5b513408b31f" xsi:nil="true"/>
+    <_ip_UnifiedCompliancePolicyProperties xmlns="http://schemas.microsoft.com/sharepoint/v3" xsi:nil="true"/>
+    <Security_x0020_Classification xmlns="0063f72e-ace3-48fb-9c1f-5b513408b31f">OFFICIAL</Security_x0020_Classification>
+    <notes xmlns="037429d3-ebc3-4393-a8f7-d8ccade6149e" xsi:nil="true"/>
+    <Retention_x0020_Label xmlns="a8f60570-4bd3-4f2b-950b-a996de8ab151" xsi:nil="true"/>
+    <Date_x0020_Closed xmlns="b413c3fd-5a3b-4239-b985-69032e371c04" xsi:nil="true"/>
+    <_dlc_DocId xmlns="fbd4063b-56e2-45fe-a629-6f07d2b41603">CC3YWP65YJAN-1566658331-883499</_dlc_DocId>
+    <_dlc_DocIdUrl xmlns="fbd4063b-56e2-45fe-a629-6f07d2b41603">
+      <Url>https://beisgov.sharepoint.com/sites/BusinessEnergyUse/_layouts/15/DocIdRedir.aspx?ID=CC3YWP65YJAN-1566658331-883499</Url>
+      <Description>CC3YWP65YJAN-1566658331-883499</Description>
+    </_dlc_DocIdUrl>
+  </documentManagement>
+</p:properties>
 </file>
 
 <file path=customXml/item5.xml><?xml version="1.0" encoding="utf-8"?>
-<?mso-contentType ?>
-<FormTemplates xmlns="http://schemas.microsoft.com/sharepoint/v3/contenttype/forms">
-  <Display>DocumentLibraryForm</Display>
-  <Edit>DocumentLibraryForm</Edit>
-  <New>DocumentLibraryForm</New>
-</FormTemplates>
+<b:Sources xmlns:b="http://schemas.openxmlformats.org/officeDocument/2006/bibliography" xmlns="http://schemas.openxmlformats.org/officeDocument/2006/bibliography" SelectedStyle="\APA.XSL" StyleName="APA"/>
 </file>
 
 <file path=customXml/itemProps1.xml><?xml version="1.0" encoding="utf-8"?>
-<ds:datastoreItem xmlns:ds="http://schemas.openxmlformats.org/officeDocument/2006/customXml" ds:itemID="{C09D2A15-C3C6-4D97-9AFE-58B1BB18B8AB}">
+<ds:datastoreItem xmlns:ds="http://schemas.openxmlformats.org/officeDocument/2006/customXml" ds:itemID="{9E3DAD1C-033A-4C5A-AE3F-B5E3AAD21000}">
   <ds:schemaRefs>
-    <ds:schemaRef ds:uri="http://schemas.openxmlformats.org/officeDocument/2006/bibliography"/>
+    <ds:schemaRef ds:uri="http://schemas.microsoft.com/sharepoint/v3/contenttype/forms"/>
   </ds:schemaRefs>
 </ds:datastoreItem>
 </file>
 
 <file path=customXml/itemProps2.xml><?xml version="1.0" encoding="utf-8"?>
-<ds:datastoreItem xmlns:ds="http://schemas.openxmlformats.org/officeDocument/2006/customXml" ds:itemID="{661971C0-D36E-46CD-AC3A-1FC19B648A17}">
+<ds:datastoreItem xmlns:ds="http://schemas.openxmlformats.org/officeDocument/2006/customXml" ds:itemID="{4140A75E-792A-4A2C-B9DF-E525B7B96B5F}">
   <ds:schemaRefs>
-    <ds:schemaRef ds:uri="http://schemas.microsoft.com/office/2006/metadata/properties"/>
-    <ds:schemaRef ds:uri="http://schemas.microsoft.com/office/infopath/2007/PartnerControls"/>
-    <ds:schemaRef ds:uri="fbd4063b-56e2-45fe-a629-6f07d2b41603"/>
-    <ds:schemaRef ds:uri="037429d3-ebc3-4393-a8f7-d8ccade6149e"/>
-    <ds:schemaRef ds:uri="b413c3fd-5a3b-4239-b985-69032e371c04"/>
-    <ds:schemaRef ds:uri="aaacb922-5235-4a66-b188-303b9b46fbd7"/>
-    <ds:schemaRef ds:uri="http://schemas.microsoft.com/sharepoint/v3"/>
-    <ds:schemaRef ds:uri="0063f72e-ace3-48fb-9c1f-5b513408b31f"/>
-    <ds:schemaRef ds:uri="a8f60570-4bd3-4f2b-950b-a996de8ab151"/>
+    <ds:schemaRef ds:uri="http://schemas.microsoft.com/sharepoint/events"/>
   </ds:schemaRefs>
 </ds:datastoreItem>
 </file>
@@ -23378,17 +23427,25 @@
 </file>
 
 <file path=customXml/itemProps4.xml><?xml version="1.0" encoding="utf-8"?>
-<ds:datastoreItem xmlns:ds="http://schemas.openxmlformats.org/officeDocument/2006/customXml" ds:itemID="{4140A75E-792A-4A2C-B9DF-E525B7B96B5F}">
+<ds:datastoreItem xmlns:ds="http://schemas.openxmlformats.org/officeDocument/2006/customXml" ds:itemID="{661971C0-D36E-46CD-AC3A-1FC19B648A17}">
   <ds:schemaRefs>
-    <ds:schemaRef ds:uri="http://schemas.microsoft.com/sharepoint/events"/>
+    <ds:schemaRef ds:uri="http://schemas.microsoft.com/office/2006/metadata/properties"/>
+    <ds:schemaRef ds:uri="http://schemas.microsoft.com/office/infopath/2007/PartnerControls"/>
+    <ds:schemaRef ds:uri="fbd4063b-56e2-45fe-a629-6f07d2b41603"/>
+    <ds:schemaRef ds:uri="037429d3-ebc3-4393-a8f7-d8ccade6149e"/>
+    <ds:schemaRef ds:uri="b413c3fd-5a3b-4239-b985-69032e371c04"/>
+    <ds:schemaRef ds:uri="aaacb922-5235-4a66-b188-303b9b46fbd7"/>
+    <ds:schemaRef ds:uri="http://schemas.microsoft.com/sharepoint/v3"/>
+    <ds:schemaRef ds:uri="0063f72e-ace3-48fb-9c1f-5b513408b31f"/>
+    <ds:schemaRef ds:uri="a8f60570-4bd3-4f2b-950b-a996de8ab151"/>
   </ds:schemaRefs>
 </ds:datastoreItem>
 </file>
 
 <file path=customXml/itemProps5.xml><?xml version="1.0" encoding="utf-8"?>
-<ds:datastoreItem xmlns:ds="http://schemas.openxmlformats.org/officeDocument/2006/customXml" ds:itemID="{9E3DAD1C-033A-4C5A-AE3F-B5E3AAD21000}">
+<ds:datastoreItem xmlns:ds="http://schemas.openxmlformats.org/officeDocument/2006/customXml" ds:itemID="{C09D2A15-C3C6-4D97-9AFE-58B1BB18B8AB}">
   <ds:schemaRefs>
-    <ds:schemaRef ds:uri="http://schemas.microsoft.com/sharepoint/v3/contenttype/forms"/>
+    <ds:schemaRef ds:uri="http://schemas.openxmlformats.org/officeDocument/2006/bibliography"/>
   </ds:schemaRefs>
 </ds:datastoreItem>
 </file>

--- a/uk-cca-app-api/src/main/resources/templates/ca/england/CCA3 agreement.docx
+++ b/uk-cca-app-api/src/main/resources/templates/ca/england/CCA3 agreement.docx
@@ -1,6 +1,6 @@
 
 <file path=word/document.xml><?xml version="1.0" encoding="utf-8"?>
-<w:document xmlns:wpc="http://schemas.microsoft.com/office/word/2010/wordprocessingCanvas" xmlns:cx="http://schemas.microsoft.com/office/drawing/2014/chartex" xmlns:cx1="http://schemas.microsoft.com/office/drawing/2015/9/8/chartex" xmlns:cx2="http://schemas.microsoft.com/office/drawing/2015/10/21/chartex" xmlns:cx3="http://schemas.microsoft.com/office/drawing/2016/5/9/chartex" xmlns:cx4="http://schemas.microsoft.com/office/drawing/2016/5/10/chartex" xmlns:cx5="http://schemas.microsoft.com/office/drawing/2016/5/11/chartex" xmlns:cx6="http://schemas.microsoft.com/office/drawing/2016/5/12/chartex" xmlns:cx7="http://schemas.microsoft.com/office/drawing/2016/5/13/chartex" xmlns:cx8="http://schemas.microsoft.com/office/drawing/2016/5/14/chartex" xmlns:mc="http://schemas.openxmlformats.org/markup-compatibility/2006" xmlns:aink="http://schemas.microsoft.com/office/drawing/2016/ink" xmlns:am3d="http://schemas.microsoft.com/office/drawing/2017/model3d" xmlns:o="urn:schemas-microsoft-com:office:office" xmlns:oel="http://schemas.microsoft.com/office/2019/extlst" xmlns:r="http://schemas.openxmlformats.org/officeDocument/2006/relationships" xmlns:m="http://schemas.openxmlformats.org/officeDocument/2006/math" xmlns:v="urn:schemas-microsoft-com:vml" xmlns:wp14="http://schemas.microsoft.com/office/word/2010/wordprocessingDrawing" xmlns:wp="http://schemas.openxmlformats.org/drawingml/2006/wordprocessingDrawing" xmlns:w10="urn:schemas-microsoft-com:office:word" xmlns:w="http://schemas.openxmlformats.org/wordprocessingml/2006/main" xmlns:w14="http://schemas.microsoft.com/office/word/2010/wordml" xmlns:w15="http://schemas.microsoft.com/office/word/2012/wordml" xmlns:w16cei="http://schemas.microsoft.com/office/word/2026/wordml/cei" xmlns:w16cex="http://schemas.microsoft.com/office/word/2018/wordml/cex" xmlns:w16cid="http://schemas.microsoft.com/office/word/2016/wordml/cid" xmlns:w16="http://schemas.microsoft.com/office/word/2018/wordml" xmlns:w16du="http://schemas.microsoft.com/office/word/2023/wordml/word16du" xmlns:w16sdtdh="http://schemas.microsoft.com/office/word/2020/wordml/sdtdatahash" xmlns:w16sdtfl="http://schemas.microsoft.com/office/word/2024/wordml/sdtformatlock" xmlns:w16se="http://schemas.microsoft.com/office/word/2015/wordml/symex" xmlns:wpg="http://schemas.microsoft.com/office/word/2010/wordprocessingGroup" xmlns:wpi="http://schemas.microsoft.com/office/word/2010/wordprocessingInk" xmlns:wne="http://schemas.microsoft.com/office/word/2006/wordml" xmlns:wps="http://schemas.microsoft.com/office/word/2010/wordprocessingShape" mc:Ignorable="w14 w15 w16se w16cid w16 w16cex w16sdtdh w16sdtfl w16du wp14">
+<w:document xmlns:wpc="http://schemas.microsoft.com/office/word/2010/wordprocessingCanvas" xmlns:cx="http://schemas.microsoft.com/office/drawing/2014/chartex" xmlns:cx1="http://schemas.microsoft.com/office/drawing/2015/9/8/chartex" xmlns:cx2="http://schemas.microsoft.com/office/drawing/2015/10/21/chartex" xmlns:cx3="http://schemas.microsoft.com/office/drawing/2016/5/9/chartex" xmlns:cx4="http://schemas.microsoft.com/office/drawing/2016/5/10/chartex" xmlns:cx5="http://schemas.microsoft.com/office/drawing/2016/5/11/chartex" xmlns:cx6="http://schemas.microsoft.com/office/drawing/2016/5/12/chartex" xmlns:cx7="http://schemas.microsoft.com/office/drawing/2016/5/13/chartex" xmlns:cx8="http://schemas.microsoft.com/office/drawing/2016/5/14/chartex" xmlns:mc="http://schemas.openxmlformats.org/markup-compatibility/2006" xmlns:aink="http://schemas.microsoft.com/office/drawing/2016/ink" xmlns:am3d="http://schemas.microsoft.com/office/drawing/2017/model3d" xmlns:o="urn:schemas-microsoft-com:office:office" xmlns:oel="http://schemas.microsoft.com/office/2019/extlst" xmlns:r="http://schemas.openxmlformats.org/officeDocument/2006/relationships" xmlns:m="http://schemas.openxmlformats.org/officeDocument/2006/math" xmlns:v="urn:schemas-microsoft-com:vml" xmlns:wp14="http://schemas.microsoft.com/office/word/2010/wordprocessingDrawing" xmlns:wp="http://schemas.openxmlformats.org/drawingml/2006/wordprocessingDrawing" xmlns:w10="urn:schemas-microsoft-com:office:word" xmlns:w="http://schemas.openxmlformats.org/wordprocessingml/2006/main" xmlns:w14="http://schemas.microsoft.com/office/word/2010/wordml" xmlns:w15="http://schemas.microsoft.com/office/word/2012/wordml" xmlns:w16cex="http://schemas.microsoft.com/office/word/2018/wordml/cex" xmlns:w16cid="http://schemas.microsoft.com/office/word/2016/wordml/cid" xmlns:w16="http://schemas.microsoft.com/office/word/2018/wordml" xmlns:w16du="http://schemas.microsoft.com/office/word/2023/wordml/word16du" xmlns:w16sdtdh="http://schemas.microsoft.com/office/word/2020/wordml/sdtdatahash" xmlns:w16sdtfl="http://schemas.microsoft.com/office/word/2024/wordml/sdtformatlock" xmlns:w16se="http://schemas.microsoft.com/office/word/2015/wordml/symex" xmlns:wpg="http://schemas.microsoft.com/office/word/2010/wordprocessingGroup" xmlns:wpi="http://schemas.microsoft.com/office/word/2010/wordprocessingInk" xmlns:wne="http://schemas.microsoft.com/office/word/2006/wordml" xmlns:wps="http://schemas.microsoft.com/office/word/2010/wordprocessingShape" mc:Ignorable="w14 w15 w16se w16cid w16 w16cex w16sdtdh w16sdtfl w16du wp14">
   <w:body>
     <w:p>
       <w:pPr>
@@ -7249,54 +7249,6 @@
         <w:t>perator.</w:t>
       </w:r>
     </w:p>
-    <w:p>
-      <w:pPr>
-        <w:spacing w:after="240"/>
-        <w:jc w:val="both"/>
-        <w:rPr>
-          <w:rFonts w:cs="Arial"/>
-          <w:color w:val="000000" w:themeColor="text1"/>
-          <w:sz w:val="24"/>
-          <w:szCs w:val="24"/>
-        </w:rPr>
-      </w:pPr>
-    </w:p>
-    <w:p>
-      <w:pPr>
-        <w:spacing w:after="240"/>
-        <w:jc w:val="both"/>
-        <w:rPr>
-          <w:rFonts w:cs="Arial"/>
-          <w:color w:val="000000" w:themeColor="text1"/>
-          <w:sz w:val="24"/>
-          <w:szCs w:val="24"/>
-        </w:rPr>
-      </w:pPr>
-    </w:p>
-    <w:p>
-      <w:pPr>
-        <w:spacing w:after="240"/>
-        <w:jc w:val="both"/>
-        <w:rPr>
-          <w:rFonts w:cs="Arial"/>
-          <w:color w:val="000000" w:themeColor="text1"/>
-          <w:sz w:val="24"/>
-          <w:szCs w:val="24"/>
-        </w:rPr>
-      </w:pPr>
-    </w:p>
-    <w:p>
-      <w:pPr>
-        <w:spacing w:after="240"/>
-        <w:jc w:val="both"/>
-        <w:rPr>
-          <w:rFonts w:cs="Arial"/>
-          <w:color w:val="000000" w:themeColor="text1"/>
-          <w:sz w:val="24"/>
-          <w:szCs w:val="24"/>
-        </w:rPr>
-      </w:pPr>
-    </w:p>
     <w:tbl>
       <w:tblPr>
         <w:tblW w:w="5000" w:type="pct"/>
@@ -7328,7 +7280,6 @@
                 <w:sz w:val="24"/>
                 <w:szCs w:val="24"/>
               </w:rPr>
-              <w:lastRenderedPageBreak/>
               <w:t>Signed on behalf of</w:t>
             </w:r>
           </w:p>
@@ -7431,13 +7382,15 @@
               <w:rPr>
                 <w:rFonts w:cs="Arial"/>
                 <w:noProof/>
-                <w:lang w:val="en-US" w:eastAsia="en-US"/>
+                <w:color w:val="000000" w:themeColor="text1"/>
+                <w:sz w:val="24"/>
+                <w:szCs w:val="24"/>
               </w:rPr>
               <w:drawing>
-                <wp:inline distT="0" distB="0" distL="0" distR="0" wp14:anchorId="54E66D52" wp14:editId="24C3FA76">
-                  <wp:extent cx="2833200" cy="1047600"/>
+                <wp:inline distT="0" distB="0" distL="0" distR="0" wp14:anchorId="55F3A3FE" wp14:editId="0B22F804">
+                  <wp:extent cx="1644619" cy="609600"/>
                   <wp:effectExtent l="0" t="0" r="0" b="0"/>
-                  <wp:docPr id="788464447" name="Picture 1"/>
+                  <wp:docPr id="1661820875" name="Picture 1" descr="A black background with white writing&#10;&#10;AI-generated content may be incorrect."/>
                   <wp:cNvGraphicFramePr>
                     <a:graphicFrameLocks xmlns:a="http://schemas.openxmlformats.org/drawingml/2006/main" noChangeAspect="1"/>
                   </wp:cNvGraphicFramePr>
@@ -7445,33 +7398,23 @@
                     <a:graphicData uri="http://schemas.openxmlformats.org/drawingml/2006/picture">
                       <pic:pic xmlns:pic="http://schemas.openxmlformats.org/drawingml/2006/picture">
                         <pic:nvPicPr>
-                          <pic:cNvPr id="0" name="Picture 2"/>
-                          <pic:cNvPicPr>
-                            <a:picLocks noChangeAspect="1" noChangeArrowheads="1"/>
-                          </pic:cNvPicPr>
+                          <pic:cNvPr id="1661820875" name="Picture 1" descr="A black background with white writing&#10;&#10;AI-generated content may be incorrect."/>
+                          <pic:cNvPicPr/>
                         </pic:nvPicPr>
                         <pic:blipFill>
-                          <a:blip r:embed="rId13">
-                            <a:extLst>
-                              <a:ext uri="{28A0092B-C50C-407E-A947-70E740481C1C}">
-                                <a14:useLocalDpi xmlns:a14="http://schemas.microsoft.com/office/drawing/2010/main" val="0"/>
-                              </a:ext>
-                            </a:extLst>
-                          </a:blip>
-                          <a:srcRect/>
+                          <a:blip r:embed="rId13"/>
                           <a:stretch>
                             <a:fillRect/>
                           </a:stretch>
                         </pic:blipFill>
-                        <pic:spPr bwMode="auto">
+                        <pic:spPr>
                           <a:xfrm>
                             <a:off x="0" y="0"/>
-                            <a:ext cx="2833200" cy="1047600"/>
+                            <a:ext cx="1687975" cy="625670"/>
                           </a:xfrm>
                           <a:prstGeom prst="rect">
                             <a:avLst/>
                           </a:prstGeom>
-                          <a:noFill/>
                         </pic:spPr>
                       </pic:pic>
                     </a:graphicData>
@@ -18330,7 +18273,7 @@
 </file>
 
 <file path=word/endnotes.xml><?xml version="1.0" encoding="utf-8"?>
-<w:endnotes xmlns:wpc="http://schemas.microsoft.com/office/word/2010/wordprocessingCanvas" xmlns:cx="http://schemas.microsoft.com/office/drawing/2014/chartex" xmlns:cx1="http://schemas.microsoft.com/office/drawing/2015/9/8/chartex" xmlns:cx2="http://schemas.microsoft.com/office/drawing/2015/10/21/chartex" xmlns:cx3="http://schemas.microsoft.com/office/drawing/2016/5/9/chartex" xmlns:cx4="http://schemas.microsoft.com/office/drawing/2016/5/10/chartex" xmlns:cx5="http://schemas.microsoft.com/office/drawing/2016/5/11/chartex" xmlns:cx6="http://schemas.microsoft.com/office/drawing/2016/5/12/chartex" xmlns:cx7="http://schemas.microsoft.com/office/drawing/2016/5/13/chartex" xmlns:cx8="http://schemas.microsoft.com/office/drawing/2016/5/14/chartex" xmlns:mc="http://schemas.openxmlformats.org/markup-compatibility/2006" xmlns:aink="http://schemas.microsoft.com/office/drawing/2016/ink" xmlns:am3d="http://schemas.microsoft.com/office/drawing/2017/model3d" xmlns:o="urn:schemas-microsoft-com:office:office" xmlns:oel="http://schemas.microsoft.com/office/2019/extlst" xmlns:r="http://schemas.openxmlformats.org/officeDocument/2006/relationships" xmlns:m="http://schemas.openxmlformats.org/officeDocument/2006/math" xmlns:v="urn:schemas-microsoft-com:vml" xmlns:wp14="http://schemas.microsoft.com/office/word/2010/wordprocessingDrawing" xmlns:wp="http://schemas.openxmlformats.org/drawingml/2006/wordprocessingDrawing" xmlns:w10="urn:schemas-microsoft-com:office:word" xmlns:w="http://schemas.openxmlformats.org/wordprocessingml/2006/main" xmlns:w14="http://schemas.microsoft.com/office/word/2010/wordml" xmlns:w15="http://schemas.microsoft.com/office/word/2012/wordml" xmlns:w16cei="http://schemas.microsoft.com/office/word/2026/wordml/cei" xmlns:w16cex="http://schemas.microsoft.com/office/word/2018/wordml/cex" xmlns:w16cid="http://schemas.microsoft.com/office/word/2016/wordml/cid" xmlns:w16="http://schemas.microsoft.com/office/word/2018/wordml" xmlns:w16du="http://schemas.microsoft.com/office/word/2023/wordml/word16du" xmlns:w16sdtdh="http://schemas.microsoft.com/office/word/2020/wordml/sdtdatahash" xmlns:w16sdtfl="http://schemas.microsoft.com/office/word/2024/wordml/sdtformatlock" xmlns:w16se="http://schemas.microsoft.com/office/word/2015/wordml/symex" xmlns:wpg="http://schemas.microsoft.com/office/word/2010/wordprocessingGroup" xmlns:wpi="http://schemas.microsoft.com/office/word/2010/wordprocessingInk" xmlns:wne="http://schemas.microsoft.com/office/word/2006/wordml" xmlns:wps="http://schemas.microsoft.com/office/word/2010/wordprocessingShape" mc:Ignorable="w14 w15 w16se w16cid w16 w16cex w16sdtdh w16sdtfl w16du wp14">
+<w:endnotes xmlns:wpc="http://schemas.microsoft.com/office/word/2010/wordprocessingCanvas" xmlns:cx="http://schemas.microsoft.com/office/drawing/2014/chartex" xmlns:cx1="http://schemas.microsoft.com/office/drawing/2015/9/8/chartex" xmlns:cx2="http://schemas.microsoft.com/office/drawing/2015/10/21/chartex" xmlns:cx3="http://schemas.microsoft.com/office/drawing/2016/5/9/chartex" xmlns:cx4="http://schemas.microsoft.com/office/drawing/2016/5/10/chartex" xmlns:cx5="http://schemas.microsoft.com/office/drawing/2016/5/11/chartex" xmlns:cx6="http://schemas.microsoft.com/office/drawing/2016/5/12/chartex" xmlns:cx7="http://schemas.microsoft.com/office/drawing/2016/5/13/chartex" xmlns:cx8="http://schemas.microsoft.com/office/drawing/2016/5/14/chartex" xmlns:mc="http://schemas.openxmlformats.org/markup-compatibility/2006" xmlns:aink="http://schemas.microsoft.com/office/drawing/2016/ink" xmlns:am3d="http://schemas.microsoft.com/office/drawing/2017/model3d" xmlns:o="urn:schemas-microsoft-com:office:office" xmlns:oel="http://schemas.microsoft.com/office/2019/extlst" xmlns:r="http://schemas.openxmlformats.org/officeDocument/2006/relationships" xmlns:m="http://schemas.openxmlformats.org/officeDocument/2006/math" xmlns:v="urn:schemas-microsoft-com:vml" xmlns:wp14="http://schemas.microsoft.com/office/word/2010/wordprocessingDrawing" xmlns:wp="http://schemas.openxmlformats.org/drawingml/2006/wordprocessingDrawing" xmlns:w10="urn:schemas-microsoft-com:office:word" xmlns:w="http://schemas.openxmlformats.org/wordprocessingml/2006/main" xmlns:w14="http://schemas.microsoft.com/office/word/2010/wordml" xmlns:w15="http://schemas.microsoft.com/office/word/2012/wordml" xmlns:w16cex="http://schemas.microsoft.com/office/word/2018/wordml/cex" xmlns:w16cid="http://schemas.microsoft.com/office/word/2016/wordml/cid" xmlns:w16="http://schemas.microsoft.com/office/word/2018/wordml" xmlns:w16du="http://schemas.microsoft.com/office/word/2023/wordml/word16du" xmlns:w16sdtdh="http://schemas.microsoft.com/office/word/2020/wordml/sdtdatahash" xmlns:w16sdtfl="http://schemas.microsoft.com/office/word/2024/wordml/sdtformatlock" xmlns:w16se="http://schemas.microsoft.com/office/word/2015/wordml/symex" xmlns:wpg="http://schemas.microsoft.com/office/word/2010/wordprocessingGroup" xmlns:wpi="http://schemas.microsoft.com/office/word/2010/wordprocessingInk" xmlns:wne="http://schemas.microsoft.com/office/word/2006/wordml" xmlns:wps="http://schemas.microsoft.com/office/word/2010/wordprocessingShape" mc:Ignorable="w14 w15 w16se w16cid w16 w16cex w16sdtdh w16sdtfl w16du wp14">
   <w:endnote w:type="separator" w:id="-1">
     <w:p>
       <w:r>
@@ -18352,7 +18295,7 @@
 </file>
 
 <file path=word/footer1.xml><?xml version="1.0" encoding="utf-8"?>
-<w:ftr xmlns:wpc="http://schemas.microsoft.com/office/word/2010/wordprocessingCanvas" xmlns:cx="http://schemas.microsoft.com/office/drawing/2014/chartex" xmlns:cx1="http://schemas.microsoft.com/office/drawing/2015/9/8/chartex" xmlns:cx2="http://schemas.microsoft.com/office/drawing/2015/10/21/chartex" xmlns:cx3="http://schemas.microsoft.com/office/drawing/2016/5/9/chartex" xmlns:cx4="http://schemas.microsoft.com/office/drawing/2016/5/10/chartex" xmlns:cx5="http://schemas.microsoft.com/office/drawing/2016/5/11/chartex" xmlns:cx6="http://schemas.microsoft.com/office/drawing/2016/5/12/chartex" xmlns:cx7="http://schemas.microsoft.com/office/drawing/2016/5/13/chartex" xmlns:cx8="http://schemas.microsoft.com/office/drawing/2016/5/14/chartex" xmlns:mc="http://schemas.openxmlformats.org/markup-compatibility/2006" xmlns:aink="http://schemas.microsoft.com/office/drawing/2016/ink" xmlns:am3d="http://schemas.microsoft.com/office/drawing/2017/model3d" xmlns:o="urn:schemas-microsoft-com:office:office" xmlns:oel="http://schemas.microsoft.com/office/2019/extlst" xmlns:r="http://schemas.openxmlformats.org/officeDocument/2006/relationships" xmlns:m="http://schemas.openxmlformats.org/officeDocument/2006/math" xmlns:v="urn:schemas-microsoft-com:vml" xmlns:wp14="http://schemas.microsoft.com/office/word/2010/wordprocessingDrawing" xmlns:wp="http://schemas.openxmlformats.org/drawingml/2006/wordprocessingDrawing" xmlns:w10="urn:schemas-microsoft-com:office:word" xmlns:w="http://schemas.openxmlformats.org/wordprocessingml/2006/main" xmlns:w14="http://schemas.microsoft.com/office/word/2010/wordml" xmlns:w15="http://schemas.microsoft.com/office/word/2012/wordml" xmlns:w16cei="http://schemas.microsoft.com/office/word/2026/wordml/cei" xmlns:w16cex="http://schemas.microsoft.com/office/word/2018/wordml/cex" xmlns:w16cid="http://schemas.microsoft.com/office/word/2016/wordml/cid" xmlns:w16="http://schemas.microsoft.com/office/word/2018/wordml" xmlns:w16du="http://schemas.microsoft.com/office/word/2023/wordml/word16du" xmlns:w16sdtdh="http://schemas.microsoft.com/office/word/2020/wordml/sdtdatahash" xmlns:w16sdtfl="http://schemas.microsoft.com/office/word/2024/wordml/sdtformatlock" xmlns:w16se="http://schemas.microsoft.com/office/word/2015/wordml/symex" xmlns:wpg="http://schemas.microsoft.com/office/word/2010/wordprocessingGroup" xmlns:wpi="http://schemas.microsoft.com/office/word/2010/wordprocessingInk" xmlns:wne="http://schemas.microsoft.com/office/word/2006/wordml" xmlns:wps="http://schemas.microsoft.com/office/word/2010/wordprocessingShape" mc:Ignorable="w14 w15 w16se w16cid w16 w16cex w16sdtdh w16sdtfl w16du wp14">
+<w:ftr xmlns:wpc="http://schemas.microsoft.com/office/word/2010/wordprocessingCanvas" xmlns:cx="http://schemas.microsoft.com/office/drawing/2014/chartex" xmlns:cx1="http://schemas.microsoft.com/office/drawing/2015/9/8/chartex" xmlns:cx2="http://schemas.microsoft.com/office/drawing/2015/10/21/chartex" xmlns:cx3="http://schemas.microsoft.com/office/drawing/2016/5/9/chartex" xmlns:cx4="http://schemas.microsoft.com/office/drawing/2016/5/10/chartex" xmlns:cx5="http://schemas.microsoft.com/office/drawing/2016/5/11/chartex" xmlns:cx6="http://schemas.microsoft.com/office/drawing/2016/5/12/chartex" xmlns:cx7="http://schemas.microsoft.com/office/drawing/2016/5/13/chartex" xmlns:cx8="http://schemas.microsoft.com/office/drawing/2016/5/14/chartex" xmlns:mc="http://schemas.openxmlformats.org/markup-compatibility/2006" xmlns:aink="http://schemas.microsoft.com/office/drawing/2016/ink" xmlns:am3d="http://schemas.microsoft.com/office/drawing/2017/model3d" xmlns:o="urn:schemas-microsoft-com:office:office" xmlns:oel="http://schemas.microsoft.com/office/2019/extlst" xmlns:r="http://schemas.openxmlformats.org/officeDocument/2006/relationships" xmlns:m="http://schemas.openxmlformats.org/officeDocument/2006/math" xmlns:v="urn:schemas-microsoft-com:vml" xmlns:wp14="http://schemas.microsoft.com/office/word/2010/wordprocessingDrawing" xmlns:wp="http://schemas.openxmlformats.org/drawingml/2006/wordprocessingDrawing" xmlns:w10="urn:schemas-microsoft-com:office:word" xmlns:w="http://schemas.openxmlformats.org/wordprocessingml/2006/main" xmlns:w14="http://schemas.microsoft.com/office/word/2010/wordml" xmlns:w15="http://schemas.microsoft.com/office/word/2012/wordml" xmlns:w16cex="http://schemas.microsoft.com/office/word/2018/wordml/cex" xmlns:w16cid="http://schemas.microsoft.com/office/word/2016/wordml/cid" xmlns:w16="http://schemas.microsoft.com/office/word/2018/wordml" xmlns:w16du="http://schemas.microsoft.com/office/word/2023/wordml/word16du" xmlns:w16sdtdh="http://schemas.microsoft.com/office/word/2020/wordml/sdtdatahash" xmlns:w16sdtfl="http://schemas.microsoft.com/office/word/2024/wordml/sdtformatlock" xmlns:w16se="http://schemas.microsoft.com/office/word/2015/wordml/symex" xmlns:wpg="http://schemas.microsoft.com/office/word/2010/wordprocessingGroup" xmlns:wpi="http://schemas.microsoft.com/office/word/2010/wordprocessingInk" xmlns:wne="http://schemas.microsoft.com/office/word/2006/wordml" xmlns:wps="http://schemas.microsoft.com/office/word/2010/wordprocessingShape" mc:Ignorable="w14 w15 w16se w16cid w16 w16cex w16sdtdh w16sdtfl w16du wp14">
   <w:p>
     <w:pPr>
       <w:pStyle w:val="Footer"/>
@@ -18402,7 +18345,7 @@
 </file>
 
 <file path=word/footer2.xml><?xml version="1.0" encoding="utf-8"?>
-<w:ftr xmlns:wpc="http://schemas.microsoft.com/office/word/2010/wordprocessingCanvas" xmlns:cx="http://schemas.microsoft.com/office/drawing/2014/chartex" xmlns:cx1="http://schemas.microsoft.com/office/drawing/2015/9/8/chartex" xmlns:cx2="http://schemas.microsoft.com/office/drawing/2015/10/21/chartex" xmlns:cx3="http://schemas.microsoft.com/office/drawing/2016/5/9/chartex" xmlns:cx4="http://schemas.microsoft.com/office/drawing/2016/5/10/chartex" xmlns:cx5="http://schemas.microsoft.com/office/drawing/2016/5/11/chartex" xmlns:cx6="http://schemas.microsoft.com/office/drawing/2016/5/12/chartex" xmlns:cx7="http://schemas.microsoft.com/office/drawing/2016/5/13/chartex" xmlns:cx8="http://schemas.microsoft.com/office/drawing/2016/5/14/chartex" xmlns:mc="http://schemas.openxmlformats.org/markup-compatibility/2006" xmlns:aink="http://schemas.microsoft.com/office/drawing/2016/ink" xmlns:am3d="http://schemas.microsoft.com/office/drawing/2017/model3d" xmlns:o="urn:schemas-microsoft-com:office:office" xmlns:oel="http://schemas.microsoft.com/office/2019/extlst" xmlns:r="http://schemas.openxmlformats.org/officeDocument/2006/relationships" xmlns:m="http://schemas.openxmlformats.org/officeDocument/2006/math" xmlns:v="urn:schemas-microsoft-com:vml" xmlns:wp14="http://schemas.microsoft.com/office/word/2010/wordprocessingDrawing" xmlns:wp="http://schemas.openxmlformats.org/drawingml/2006/wordprocessingDrawing" xmlns:w10="urn:schemas-microsoft-com:office:word" xmlns:w="http://schemas.openxmlformats.org/wordprocessingml/2006/main" xmlns:w14="http://schemas.microsoft.com/office/word/2010/wordml" xmlns:w15="http://schemas.microsoft.com/office/word/2012/wordml" xmlns:w16cei="http://schemas.microsoft.com/office/word/2026/wordml/cei" xmlns:w16cex="http://schemas.microsoft.com/office/word/2018/wordml/cex" xmlns:w16cid="http://schemas.microsoft.com/office/word/2016/wordml/cid" xmlns:w16="http://schemas.microsoft.com/office/word/2018/wordml" xmlns:w16du="http://schemas.microsoft.com/office/word/2023/wordml/word16du" xmlns:w16sdtdh="http://schemas.microsoft.com/office/word/2020/wordml/sdtdatahash" xmlns:w16sdtfl="http://schemas.microsoft.com/office/word/2024/wordml/sdtformatlock" xmlns:w16se="http://schemas.microsoft.com/office/word/2015/wordml/symex" xmlns:wpg="http://schemas.microsoft.com/office/word/2010/wordprocessingGroup" xmlns:wpi="http://schemas.microsoft.com/office/word/2010/wordprocessingInk" xmlns:wne="http://schemas.microsoft.com/office/word/2006/wordml" xmlns:wps="http://schemas.microsoft.com/office/word/2010/wordprocessingShape" mc:Ignorable="w14 w15 w16se w16cid w16 w16cex w16sdtdh w16sdtfl w16du wp14">
+<w:ftr xmlns:wpc="http://schemas.microsoft.com/office/word/2010/wordprocessingCanvas" xmlns:cx="http://schemas.microsoft.com/office/drawing/2014/chartex" xmlns:cx1="http://schemas.microsoft.com/office/drawing/2015/9/8/chartex" xmlns:cx2="http://schemas.microsoft.com/office/drawing/2015/10/21/chartex" xmlns:cx3="http://schemas.microsoft.com/office/drawing/2016/5/9/chartex" xmlns:cx4="http://schemas.microsoft.com/office/drawing/2016/5/10/chartex" xmlns:cx5="http://schemas.microsoft.com/office/drawing/2016/5/11/chartex" xmlns:cx6="http://schemas.microsoft.com/office/drawing/2016/5/12/chartex" xmlns:cx7="http://schemas.microsoft.com/office/drawing/2016/5/13/chartex" xmlns:cx8="http://schemas.microsoft.com/office/drawing/2016/5/14/chartex" xmlns:mc="http://schemas.openxmlformats.org/markup-compatibility/2006" xmlns:aink="http://schemas.microsoft.com/office/drawing/2016/ink" xmlns:am3d="http://schemas.microsoft.com/office/drawing/2017/model3d" xmlns:o="urn:schemas-microsoft-com:office:office" xmlns:oel="http://schemas.microsoft.com/office/2019/extlst" xmlns:r="http://schemas.openxmlformats.org/officeDocument/2006/relationships" xmlns:m="http://schemas.openxmlformats.org/officeDocument/2006/math" xmlns:v="urn:schemas-microsoft-com:vml" xmlns:wp14="http://schemas.microsoft.com/office/word/2010/wordprocessingDrawing" xmlns:wp="http://schemas.openxmlformats.org/drawingml/2006/wordprocessingDrawing" xmlns:w10="urn:schemas-microsoft-com:office:word" xmlns:w="http://schemas.openxmlformats.org/wordprocessingml/2006/main" xmlns:w14="http://schemas.microsoft.com/office/word/2010/wordml" xmlns:w15="http://schemas.microsoft.com/office/word/2012/wordml" xmlns:w16cex="http://schemas.microsoft.com/office/word/2018/wordml/cex" xmlns:w16cid="http://schemas.microsoft.com/office/word/2016/wordml/cid" xmlns:w16="http://schemas.microsoft.com/office/word/2018/wordml" xmlns:w16du="http://schemas.microsoft.com/office/word/2023/wordml/word16du" xmlns:w16sdtdh="http://schemas.microsoft.com/office/word/2020/wordml/sdtdatahash" xmlns:w16sdtfl="http://schemas.microsoft.com/office/word/2024/wordml/sdtformatlock" xmlns:w16se="http://schemas.microsoft.com/office/word/2015/wordml/symex" xmlns:wpg="http://schemas.microsoft.com/office/word/2010/wordprocessingGroup" xmlns:wpi="http://schemas.microsoft.com/office/word/2010/wordprocessingInk" xmlns:wne="http://schemas.microsoft.com/office/word/2006/wordml" xmlns:wps="http://schemas.microsoft.com/office/word/2010/wordprocessingShape" mc:Ignorable="w14 w15 w16se w16cid w16 w16cex w16sdtdh w16sdtfl w16du wp14">
   <w:p>
     <w:pPr>
       <w:pStyle w:val="Footer"/>
@@ -18469,7 +18412,7 @@
 </file>
 
 <file path=word/footnotes.xml><?xml version="1.0" encoding="utf-8"?>
-<w:footnotes xmlns:wpc="http://schemas.microsoft.com/office/word/2010/wordprocessingCanvas" xmlns:cx="http://schemas.microsoft.com/office/drawing/2014/chartex" xmlns:cx1="http://schemas.microsoft.com/office/drawing/2015/9/8/chartex" xmlns:cx2="http://schemas.microsoft.com/office/drawing/2015/10/21/chartex" xmlns:cx3="http://schemas.microsoft.com/office/drawing/2016/5/9/chartex" xmlns:cx4="http://schemas.microsoft.com/office/drawing/2016/5/10/chartex" xmlns:cx5="http://schemas.microsoft.com/office/drawing/2016/5/11/chartex" xmlns:cx6="http://schemas.microsoft.com/office/drawing/2016/5/12/chartex" xmlns:cx7="http://schemas.microsoft.com/office/drawing/2016/5/13/chartex" xmlns:cx8="http://schemas.microsoft.com/office/drawing/2016/5/14/chartex" xmlns:mc="http://schemas.openxmlformats.org/markup-compatibility/2006" xmlns:aink="http://schemas.microsoft.com/office/drawing/2016/ink" xmlns:am3d="http://schemas.microsoft.com/office/drawing/2017/model3d" xmlns:o="urn:schemas-microsoft-com:office:office" xmlns:oel="http://schemas.microsoft.com/office/2019/extlst" xmlns:r="http://schemas.openxmlformats.org/officeDocument/2006/relationships" xmlns:m="http://schemas.openxmlformats.org/officeDocument/2006/math" xmlns:v="urn:schemas-microsoft-com:vml" xmlns:wp14="http://schemas.microsoft.com/office/word/2010/wordprocessingDrawing" xmlns:wp="http://schemas.openxmlformats.org/drawingml/2006/wordprocessingDrawing" xmlns:w10="urn:schemas-microsoft-com:office:word" xmlns:w="http://schemas.openxmlformats.org/wordprocessingml/2006/main" xmlns:w14="http://schemas.microsoft.com/office/word/2010/wordml" xmlns:w15="http://schemas.microsoft.com/office/word/2012/wordml" xmlns:w16cei="http://schemas.microsoft.com/office/word/2026/wordml/cei" xmlns:w16cex="http://schemas.microsoft.com/office/word/2018/wordml/cex" xmlns:w16cid="http://schemas.microsoft.com/office/word/2016/wordml/cid" xmlns:w16="http://schemas.microsoft.com/office/word/2018/wordml" xmlns:w16du="http://schemas.microsoft.com/office/word/2023/wordml/word16du" xmlns:w16sdtdh="http://schemas.microsoft.com/office/word/2020/wordml/sdtdatahash" xmlns:w16sdtfl="http://schemas.microsoft.com/office/word/2024/wordml/sdtformatlock" xmlns:w16se="http://schemas.microsoft.com/office/word/2015/wordml/symex" xmlns:wpg="http://schemas.microsoft.com/office/word/2010/wordprocessingGroup" xmlns:wpi="http://schemas.microsoft.com/office/word/2010/wordprocessingInk" xmlns:wne="http://schemas.microsoft.com/office/word/2006/wordml" xmlns:wps="http://schemas.microsoft.com/office/word/2010/wordprocessingShape" mc:Ignorable="w14 w15 w16se w16cid w16 w16cex w16sdtdh w16sdtfl w16du wp14">
+<w:footnotes xmlns:wpc="http://schemas.microsoft.com/office/word/2010/wordprocessingCanvas" xmlns:cx="http://schemas.microsoft.com/office/drawing/2014/chartex" xmlns:cx1="http://schemas.microsoft.com/office/drawing/2015/9/8/chartex" xmlns:cx2="http://schemas.microsoft.com/office/drawing/2015/10/21/chartex" xmlns:cx3="http://schemas.microsoft.com/office/drawing/2016/5/9/chartex" xmlns:cx4="http://schemas.microsoft.com/office/drawing/2016/5/10/chartex" xmlns:cx5="http://schemas.microsoft.com/office/drawing/2016/5/11/chartex" xmlns:cx6="http://schemas.microsoft.com/office/drawing/2016/5/12/chartex" xmlns:cx7="http://schemas.microsoft.com/office/drawing/2016/5/13/chartex" xmlns:cx8="http://schemas.microsoft.com/office/drawing/2016/5/14/chartex" xmlns:mc="http://schemas.openxmlformats.org/markup-compatibility/2006" xmlns:aink="http://schemas.microsoft.com/office/drawing/2016/ink" xmlns:am3d="http://schemas.microsoft.com/office/drawing/2017/model3d" xmlns:o="urn:schemas-microsoft-com:office:office" xmlns:oel="http://schemas.microsoft.com/office/2019/extlst" xmlns:r="http://schemas.openxmlformats.org/officeDocument/2006/relationships" xmlns:m="http://schemas.openxmlformats.org/officeDocument/2006/math" xmlns:v="urn:schemas-microsoft-com:vml" xmlns:wp14="http://schemas.microsoft.com/office/word/2010/wordprocessingDrawing" xmlns:wp="http://schemas.openxmlformats.org/drawingml/2006/wordprocessingDrawing" xmlns:w10="urn:schemas-microsoft-com:office:word" xmlns:w="http://schemas.openxmlformats.org/wordprocessingml/2006/main" xmlns:w14="http://schemas.microsoft.com/office/word/2010/wordml" xmlns:w15="http://schemas.microsoft.com/office/word/2012/wordml" xmlns:w16cex="http://schemas.microsoft.com/office/word/2018/wordml/cex" xmlns:w16cid="http://schemas.microsoft.com/office/word/2016/wordml/cid" xmlns:w16="http://schemas.microsoft.com/office/word/2018/wordml" xmlns:w16du="http://schemas.microsoft.com/office/word/2023/wordml/word16du" xmlns:w16sdtdh="http://schemas.microsoft.com/office/word/2020/wordml/sdtdatahash" xmlns:w16sdtfl="http://schemas.microsoft.com/office/word/2024/wordml/sdtformatlock" xmlns:w16se="http://schemas.microsoft.com/office/word/2015/wordml/symex" xmlns:wpg="http://schemas.microsoft.com/office/word/2010/wordprocessingGroup" xmlns:wpi="http://schemas.microsoft.com/office/word/2010/wordprocessingInk" xmlns:wne="http://schemas.microsoft.com/office/word/2006/wordml" xmlns:wps="http://schemas.microsoft.com/office/word/2010/wordprocessingShape" mc:Ignorable="w14 w15 w16se w16cid w16 w16cex w16sdtdh w16sdtfl w16du wp14">
   <w:footnote w:type="separator" w:id="-1">
     <w:p>
       <w:r>
@@ -18491,7 +18434,7 @@
 </file>
 
 <file path=word/header1.xml><?xml version="1.0" encoding="utf-8"?>
-<w:hdr xmlns:wpc="http://schemas.microsoft.com/office/word/2010/wordprocessingCanvas" xmlns:cx="http://schemas.microsoft.com/office/drawing/2014/chartex" xmlns:cx1="http://schemas.microsoft.com/office/drawing/2015/9/8/chartex" xmlns:cx2="http://schemas.microsoft.com/office/drawing/2015/10/21/chartex" xmlns:cx3="http://schemas.microsoft.com/office/drawing/2016/5/9/chartex" xmlns:cx4="http://schemas.microsoft.com/office/drawing/2016/5/10/chartex" xmlns:cx5="http://schemas.microsoft.com/office/drawing/2016/5/11/chartex" xmlns:cx6="http://schemas.microsoft.com/office/drawing/2016/5/12/chartex" xmlns:cx7="http://schemas.microsoft.com/office/drawing/2016/5/13/chartex" xmlns:cx8="http://schemas.microsoft.com/office/drawing/2016/5/14/chartex" xmlns:mc="http://schemas.openxmlformats.org/markup-compatibility/2006" xmlns:aink="http://schemas.microsoft.com/office/drawing/2016/ink" xmlns:am3d="http://schemas.microsoft.com/office/drawing/2017/model3d" xmlns:o="urn:schemas-microsoft-com:office:office" xmlns:oel="http://schemas.microsoft.com/office/2019/extlst" xmlns:r="http://schemas.openxmlformats.org/officeDocument/2006/relationships" xmlns:m="http://schemas.openxmlformats.org/officeDocument/2006/math" xmlns:v="urn:schemas-microsoft-com:vml" xmlns:wp14="http://schemas.microsoft.com/office/word/2010/wordprocessingDrawing" xmlns:wp="http://schemas.openxmlformats.org/drawingml/2006/wordprocessingDrawing" xmlns:w10="urn:schemas-microsoft-com:office:word" xmlns:w="http://schemas.openxmlformats.org/wordprocessingml/2006/main" xmlns:w14="http://schemas.microsoft.com/office/word/2010/wordml" xmlns:w15="http://schemas.microsoft.com/office/word/2012/wordml" xmlns:w16cei="http://schemas.microsoft.com/office/word/2026/wordml/cei" xmlns:w16cex="http://schemas.microsoft.com/office/word/2018/wordml/cex" xmlns:w16cid="http://schemas.microsoft.com/office/word/2016/wordml/cid" xmlns:w16="http://schemas.microsoft.com/office/word/2018/wordml" xmlns:w16du="http://schemas.microsoft.com/office/word/2023/wordml/word16du" xmlns:w16sdtdh="http://schemas.microsoft.com/office/word/2020/wordml/sdtdatahash" xmlns:w16sdtfl="http://schemas.microsoft.com/office/word/2024/wordml/sdtformatlock" xmlns:w16se="http://schemas.microsoft.com/office/word/2015/wordml/symex" xmlns:wpg="http://schemas.microsoft.com/office/word/2010/wordprocessingGroup" xmlns:wpi="http://schemas.microsoft.com/office/word/2010/wordprocessingInk" xmlns:wne="http://schemas.microsoft.com/office/word/2006/wordml" xmlns:wps="http://schemas.microsoft.com/office/word/2010/wordprocessingShape" mc:Ignorable="w14 w15 w16se w16cid w16 w16cex w16sdtdh w16sdtfl w16du wp14">
+<w:hdr xmlns:wpc="http://schemas.microsoft.com/office/word/2010/wordprocessingCanvas" xmlns:cx="http://schemas.microsoft.com/office/drawing/2014/chartex" xmlns:cx1="http://schemas.microsoft.com/office/drawing/2015/9/8/chartex" xmlns:cx2="http://schemas.microsoft.com/office/drawing/2015/10/21/chartex" xmlns:cx3="http://schemas.microsoft.com/office/drawing/2016/5/9/chartex" xmlns:cx4="http://schemas.microsoft.com/office/drawing/2016/5/10/chartex" xmlns:cx5="http://schemas.microsoft.com/office/drawing/2016/5/11/chartex" xmlns:cx6="http://schemas.microsoft.com/office/drawing/2016/5/12/chartex" xmlns:cx7="http://schemas.microsoft.com/office/drawing/2016/5/13/chartex" xmlns:cx8="http://schemas.microsoft.com/office/drawing/2016/5/14/chartex" xmlns:mc="http://schemas.openxmlformats.org/markup-compatibility/2006" xmlns:aink="http://schemas.microsoft.com/office/drawing/2016/ink" xmlns:am3d="http://schemas.microsoft.com/office/drawing/2017/model3d" xmlns:o="urn:schemas-microsoft-com:office:office" xmlns:oel="http://schemas.microsoft.com/office/2019/extlst" xmlns:r="http://schemas.openxmlformats.org/officeDocument/2006/relationships" xmlns:m="http://schemas.openxmlformats.org/officeDocument/2006/math" xmlns:v="urn:schemas-microsoft-com:vml" xmlns:wp14="http://schemas.microsoft.com/office/word/2010/wordprocessingDrawing" xmlns:wp="http://schemas.openxmlformats.org/drawingml/2006/wordprocessingDrawing" xmlns:w10="urn:schemas-microsoft-com:office:word" xmlns:w="http://schemas.openxmlformats.org/wordprocessingml/2006/main" xmlns:w14="http://schemas.microsoft.com/office/word/2010/wordml" xmlns:w15="http://schemas.microsoft.com/office/word/2012/wordml" xmlns:w16cex="http://schemas.microsoft.com/office/word/2018/wordml/cex" xmlns:w16cid="http://schemas.microsoft.com/office/word/2016/wordml/cid" xmlns:w16="http://schemas.microsoft.com/office/word/2018/wordml" xmlns:w16du="http://schemas.microsoft.com/office/word/2023/wordml/word16du" xmlns:w16sdtdh="http://schemas.microsoft.com/office/word/2020/wordml/sdtdatahash" xmlns:w16sdtfl="http://schemas.microsoft.com/office/word/2024/wordml/sdtformatlock" xmlns:w16se="http://schemas.microsoft.com/office/word/2015/wordml/symex" xmlns:wpg="http://schemas.microsoft.com/office/word/2010/wordprocessingGroup" xmlns:wpi="http://schemas.microsoft.com/office/word/2010/wordprocessingInk" xmlns:wne="http://schemas.microsoft.com/office/word/2006/wordml" xmlns:wps="http://schemas.microsoft.com/office/word/2010/wordprocessingShape" mc:Ignorable="w14 w15 w16se w16cid w16 w16cex w16sdtdh w16sdtfl w16du wp14">
   <w:p>
     <w:pPr>
       <w:rPr>
@@ -18792,7 +18735,7 @@
 </file>
 
 <file path=word/numbering.xml><?xml version="1.0" encoding="utf-8"?>
-<w:numbering xmlns:wpc="http://schemas.microsoft.com/office/word/2010/wordprocessingCanvas" xmlns:cx="http://schemas.microsoft.com/office/drawing/2014/chartex" xmlns:cx1="http://schemas.microsoft.com/office/drawing/2015/9/8/chartex" xmlns:cx2="http://schemas.microsoft.com/office/drawing/2015/10/21/chartex" xmlns:cx3="http://schemas.microsoft.com/office/drawing/2016/5/9/chartex" xmlns:cx4="http://schemas.microsoft.com/office/drawing/2016/5/10/chartex" xmlns:cx5="http://schemas.microsoft.com/office/drawing/2016/5/11/chartex" xmlns:cx6="http://schemas.microsoft.com/office/drawing/2016/5/12/chartex" xmlns:cx7="http://schemas.microsoft.com/office/drawing/2016/5/13/chartex" xmlns:cx8="http://schemas.microsoft.com/office/drawing/2016/5/14/chartex" xmlns:mc="http://schemas.openxmlformats.org/markup-compatibility/2006" xmlns:aink="http://schemas.microsoft.com/office/drawing/2016/ink" xmlns:am3d="http://schemas.microsoft.com/office/drawing/2017/model3d" xmlns:o="urn:schemas-microsoft-com:office:office" xmlns:oel="http://schemas.microsoft.com/office/2019/extlst" xmlns:r="http://schemas.openxmlformats.org/officeDocument/2006/relationships" xmlns:m="http://schemas.openxmlformats.org/officeDocument/2006/math" xmlns:v="urn:schemas-microsoft-com:vml" xmlns:wp14="http://schemas.microsoft.com/office/word/2010/wordprocessingDrawing" xmlns:wp="http://schemas.openxmlformats.org/drawingml/2006/wordprocessingDrawing" xmlns:w10="urn:schemas-microsoft-com:office:word" xmlns:w="http://schemas.openxmlformats.org/wordprocessingml/2006/main" xmlns:w14="http://schemas.microsoft.com/office/word/2010/wordml" xmlns:w15="http://schemas.microsoft.com/office/word/2012/wordml" xmlns:w16cei="http://schemas.microsoft.com/office/word/2026/wordml/cei" xmlns:w16cex="http://schemas.microsoft.com/office/word/2018/wordml/cex" xmlns:w16cid="http://schemas.microsoft.com/office/word/2016/wordml/cid" xmlns:w16="http://schemas.microsoft.com/office/word/2018/wordml" xmlns:w16du="http://schemas.microsoft.com/office/word/2023/wordml/word16du" xmlns:w16sdtdh="http://schemas.microsoft.com/office/word/2020/wordml/sdtdatahash" xmlns:w16sdtfl="http://schemas.microsoft.com/office/word/2024/wordml/sdtformatlock" xmlns:w16se="http://schemas.microsoft.com/office/word/2015/wordml/symex" xmlns:wpg="http://schemas.microsoft.com/office/word/2010/wordprocessingGroup" xmlns:wpi="http://schemas.microsoft.com/office/word/2010/wordprocessingInk" xmlns:wne="http://schemas.microsoft.com/office/word/2006/wordml" xmlns:wps="http://schemas.microsoft.com/office/word/2010/wordprocessingShape" mc:Ignorable="w14 w15 w16se w16cid w16 w16cex w16sdtdh w16sdtfl w16du wp14">
+<w:numbering xmlns:wpc="http://schemas.microsoft.com/office/word/2010/wordprocessingCanvas" xmlns:cx="http://schemas.microsoft.com/office/drawing/2014/chartex" xmlns:cx1="http://schemas.microsoft.com/office/drawing/2015/9/8/chartex" xmlns:cx2="http://schemas.microsoft.com/office/drawing/2015/10/21/chartex" xmlns:cx3="http://schemas.microsoft.com/office/drawing/2016/5/9/chartex" xmlns:cx4="http://schemas.microsoft.com/office/drawing/2016/5/10/chartex" xmlns:cx5="http://schemas.microsoft.com/office/drawing/2016/5/11/chartex" xmlns:cx6="http://schemas.microsoft.com/office/drawing/2016/5/12/chartex" xmlns:cx7="http://schemas.microsoft.com/office/drawing/2016/5/13/chartex" xmlns:cx8="http://schemas.microsoft.com/office/drawing/2016/5/14/chartex" xmlns:mc="http://schemas.openxmlformats.org/markup-compatibility/2006" xmlns:aink="http://schemas.microsoft.com/office/drawing/2016/ink" xmlns:am3d="http://schemas.microsoft.com/office/drawing/2017/model3d" xmlns:o="urn:schemas-microsoft-com:office:office" xmlns:oel="http://schemas.microsoft.com/office/2019/extlst" xmlns:r="http://schemas.openxmlformats.org/officeDocument/2006/relationships" xmlns:m="http://schemas.openxmlformats.org/officeDocument/2006/math" xmlns:v="urn:schemas-microsoft-com:vml" xmlns:wp14="http://schemas.microsoft.com/office/word/2010/wordprocessingDrawing" xmlns:wp="http://schemas.openxmlformats.org/drawingml/2006/wordprocessingDrawing" xmlns:w10="urn:schemas-microsoft-com:office:word" xmlns:w="http://schemas.openxmlformats.org/wordprocessingml/2006/main" xmlns:w14="http://schemas.microsoft.com/office/word/2010/wordml" xmlns:w15="http://schemas.microsoft.com/office/word/2012/wordml" xmlns:w16cex="http://schemas.microsoft.com/office/word/2018/wordml/cex" xmlns:w16cid="http://schemas.microsoft.com/office/word/2016/wordml/cid" xmlns:w16="http://schemas.microsoft.com/office/word/2018/wordml" xmlns:w16du="http://schemas.microsoft.com/office/word/2023/wordml/word16du" xmlns:w16sdtdh="http://schemas.microsoft.com/office/word/2020/wordml/sdtdatahash" xmlns:w16sdtfl="http://schemas.microsoft.com/office/word/2024/wordml/sdtformatlock" xmlns:w16se="http://schemas.microsoft.com/office/word/2015/wordml/symex" xmlns:wpg="http://schemas.microsoft.com/office/word/2010/wordprocessingGroup" xmlns:wpi="http://schemas.microsoft.com/office/word/2010/wordprocessingInk" xmlns:wne="http://schemas.microsoft.com/office/word/2006/wordml" xmlns:wps="http://schemas.microsoft.com/office/word/2010/wordprocessingShape" mc:Ignorable="w14 w15 w16se w16cid w16 w16cex w16sdtdh w16sdtfl w16du wp14">
   <w:abstractNum w:abstractNumId="0" w15:restartNumberingAfterBreak="0">
     <w:nsid w:val="15E76D95"/>
     <w:multiLevelType w:val="multilevel"/>
@@ -22832,62 +22775,95 @@
 </file>
 
 <file path=customXml/item1.xml><?xml version="1.0" encoding="utf-8"?>
-<?mso-contentType ?>
-<FormTemplates xmlns="http://schemas.microsoft.com/sharepoint/v3/contenttype/forms">
-  <Display>DocumentLibraryForm</Display>
-  <Edit>DocumentLibraryForm</Edit>
-  <New>DocumentLibraryForm</New>
-</FormTemplates>
+<b:Sources xmlns:b="http://schemas.openxmlformats.org/officeDocument/2006/bibliography" xmlns="http://schemas.openxmlformats.org/officeDocument/2006/bibliography" SelectedStyle="\APA.XSL" StyleName="APA"/>
 </file>
 
 <file path=customXml/item2.xml><?xml version="1.0" encoding="utf-8"?>
-<?mso-contentType ?>
-<spe:Receivers xmlns:spe="http://schemas.microsoft.com/sharepoint/events">
-  <Receiver>
-    <Name>Document ID Generator</Name>
-    <Synchronization>Synchronous</Synchronization>
-    <Type>10001</Type>
-    <SequenceNumber>1000</SequenceNumber>
-    <Url/>
-    <Assembly>Microsoft.Office.DocumentManagement, Version=16.0.0.0, Culture=neutral, PublicKeyToken=71e9bce111e9429c</Assembly>
-    <Class>Microsoft.Office.DocumentManagement.Internal.DocIdHandler</Class>
-    <Data/>
-    <Filter/>
-  </Receiver>
-  <Receiver>
-    <Name>Document ID Generator</Name>
-    <Synchronization>Synchronous</Synchronization>
-    <Type>10002</Type>
-    <SequenceNumber>1001</SequenceNumber>
-    <Url/>
-    <Assembly>Microsoft.Office.DocumentManagement, Version=16.0.0.0, Culture=neutral, PublicKeyToken=71e9bce111e9429c</Assembly>
-    <Class>Microsoft.Office.DocumentManagement.Internal.DocIdHandler</Class>
-    <Data/>
-    <Filter/>
-  </Receiver>
-  <Receiver>
-    <Name>Document ID Generator</Name>
-    <Synchronization>Synchronous</Synchronization>
-    <Type>10004</Type>
-    <SequenceNumber>1002</SequenceNumber>
-    <Url/>
-    <Assembly>Microsoft.Office.DocumentManagement, Version=16.0.0.0, Culture=neutral, PublicKeyToken=71e9bce111e9429c</Assembly>
-    <Class>Microsoft.Office.DocumentManagement.Internal.DocIdHandler</Class>
-    <Data/>
-    <Filter/>
-  </Receiver>
-  <Receiver>
-    <Name>Document ID Generator</Name>
-    <Synchronization>Synchronous</Synchronization>
-    <Type>10006</Type>
-    <SequenceNumber>1003</SequenceNumber>
-    <Url/>
-    <Assembly>Microsoft.Office.DocumentManagement, Version=16.0.0.0, Culture=neutral, PublicKeyToken=71e9bce111e9429c</Assembly>
-    <Class>Microsoft.Office.DocumentManagement.Internal.DocIdHandler</Class>
-    <Data/>
-    <Filter/>
-  </Receiver>
-</spe:Receivers>
+<p:properties xmlns:p="http://schemas.microsoft.com/office/2006/metadata/properties" xmlns:xsi="http://www.w3.org/2001/XMLSchema-instance" xmlns:pc="http://schemas.microsoft.com/office/infopath/2007/PartnerControls">
+  <documentManagement>
+    <TaxCatchAll xmlns="fbd4063b-56e2-45fe-a629-6f07d2b41603">
+      <Value>1</Value>
+    </TaxCatchAll>
+    <SharedWithUsers xmlns="fbd4063b-56e2-45fe-a629-6f07d2b41603">
+      <UserInfo>
+        <DisplayName>Gibson, Rachel (Corporate Services - Communications)</DisplayName>
+        <AccountId>395</AccountId>
+        <AccountType/>
+      </UserInfo>
+      <UserInfo>
+        <DisplayName>zz_Rutter, Michael (Energy Efficiency &amp; Local)</DisplayName>
+        <AccountId>27</AccountId>
+        <AccountType/>
+      </UserInfo>
+      <UserInfo>
+        <DisplayName>Shanahan, Gary (Energy Security)</DisplayName>
+        <AccountId>19</AccountId>
+        <AccountType/>
+      </UserInfo>
+      <UserInfo>
+        <DisplayName>zz_Mellis, Craig (NZBI - Portfolio &amp; Affordability)</DisplayName>
+        <AccountId>14</AccountId>
+        <AccountType/>
+      </UserInfo>
+      <UserInfo>
+        <DisplayName>SpAds Office (Energy Security)</DisplayName>
+        <AccountId>1006</AccountId>
+        <AccountType/>
+      </UserInfo>
+      <UserInfo>
+        <DisplayName>zz_Unit, Policy (BEIS)</DisplayName>
+        <AccountId>995</AccountId>
+        <AccountType/>
+      </UserInfo>
+      <UserInfo>
+        <DisplayName>zz_Critchlow, Julian (BEIS)</DisplayName>
+        <AccountId>1007</AccountId>
+        <AccountType/>
+      </UserInfo>
+      <UserInfo>
+        <DisplayName>Golding, Ben (Energy Security)</DisplayName>
+        <AccountId>57</AccountId>
+        <AccountType/>
+      </UserInfo>
+      <UserInfo>
+        <DisplayName>Cooke, Andrew (Energy Security)</DisplayName>
+        <AccountId>1156</AccountId>
+        <AccountType/>
+      </UserInfo>
+      <UserInfo>
+        <DisplayName>Smale3, Donna (Energy Security)</DisplayName>
+        <AccountId>5952</AccountId>
+        <AccountType/>
+      </UserInfo>
+    </SharedWithUsers>
+    <lcf76f155ced4ddcb4097134ff3c332f xmlns="037429d3-ebc3-4393-a8f7-d8ccade6149e">
+      <Terms xmlns="http://schemas.microsoft.com/office/infopath/2007/PartnerControls"/>
+    </lcf76f155ced4ddcb4097134ff3c332f>
+    <Government_x0020_Body xmlns="b413c3fd-5a3b-4239-b985-69032e371c04">BEIS</Government_x0020_Body>
+    <Date_x0020_Opened xmlns="b413c3fd-5a3b-4239-b985-69032e371c04">2025-08-13T07:43:45+00:00</Date_x0020_Opened>
+    <LegacyData xmlns="aaacb922-5235-4a66-b188-303b9b46fbd7" xsi:nil="true"/>
+    <_ip_UnifiedCompliancePolicyUIAction xmlns="http://schemas.microsoft.com/sharepoint/v3" xsi:nil="true"/>
+    <m975189f4ba442ecbf67d4147307b177 xmlns="fbd4063b-56e2-45fe-a629-6f07d2b41603">
+      <Terms xmlns="http://schemas.microsoft.com/office/infopath/2007/PartnerControls">
+        <TermInfo xmlns="http://schemas.microsoft.com/office/infopath/2007/PartnerControls">
+          <TermName xmlns="http://schemas.microsoft.com/office/infopath/2007/PartnerControls">BEIS:Energy, Transformation and Clean Growth:Energy Efficiency and Local</TermName>
+          <TermId xmlns="http://schemas.microsoft.com/office/infopath/2007/PartnerControls">457be5e4-4b91-494e-beda-509bcb82df7c</TermId>
+        </TermInfo>
+      </Terms>
+    </m975189f4ba442ecbf67d4147307b177>
+    <Descriptor xmlns="0063f72e-ace3-48fb-9c1f-5b513408b31f" xsi:nil="true"/>
+    <_ip_UnifiedCompliancePolicyProperties xmlns="http://schemas.microsoft.com/sharepoint/v3" xsi:nil="true"/>
+    <Security_x0020_Classification xmlns="0063f72e-ace3-48fb-9c1f-5b513408b31f">OFFICIAL</Security_x0020_Classification>
+    <notes xmlns="037429d3-ebc3-4393-a8f7-d8ccade6149e" xsi:nil="true"/>
+    <Retention_x0020_Label xmlns="a8f60570-4bd3-4f2b-950b-a996de8ab151" xsi:nil="true"/>
+    <Date_x0020_Closed xmlns="b413c3fd-5a3b-4239-b985-69032e371c04" xsi:nil="true"/>
+    <_dlc_DocId xmlns="fbd4063b-56e2-45fe-a629-6f07d2b41603">CC3YWP65YJAN-1566658331-883499</_dlc_DocId>
+    <_dlc_DocIdUrl xmlns="fbd4063b-56e2-45fe-a629-6f07d2b41603">
+      <Url>https://beisgov.sharepoint.com/sites/BusinessEnergyUse/_layouts/15/DocIdRedir.aspx?ID=CC3YWP65YJAN-1566658331-883499</Url>
+      <Description>CC3YWP65YJAN-1566658331-883499</Description>
+    </_dlc_DocIdUrl>
+  </documentManagement>
+</p:properties>
 </file>
 
 <file path=customXml/item3.xml><?xml version="1.0" encoding="utf-8"?>
@@ -23295,109 +23271,84 @@
 </file>
 
 <file path=customXml/item4.xml><?xml version="1.0" encoding="utf-8"?>
-<p:properties xmlns:p="http://schemas.microsoft.com/office/2006/metadata/properties" xmlns:xsi="http://www.w3.org/2001/XMLSchema-instance" xmlns:pc="http://schemas.microsoft.com/office/infopath/2007/PartnerControls">
-  <documentManagement>
-    <TaxCatchAll xmlns="fbd4063b-56e2-45fe-a629-6f07d2b41603">
-      <Value>1</Value>
-    </TaxCatchAll>
-    <SharedWithUsers xmlns="fbd4063b-56e2-45fe-a629-6f07d2b41603">
-      <UserInfo>
-        <DisplayName>Gibson, Rachel (Corporate Services - Communications)</DisplayName>
-        <AccountId>395</AccountId>
-        <AccountType/>
-      </UserInfo>
-      <UserInfo>
-        <DisplayName>zz_Rutter, Michael (Energy Efficiency &amp; Local)</DisplayName>
-        <AccountId>27</AccountId>
-        <AccountType/>
-      </UserInfo>
-      <UserInfo>
-        <DisplayName>Shanahan, Gary (Energy Security)</DisplayName>
-        <AccountId>19</AccountId>
-        <AccountType/>
-      </UserInfo>
-      <UserInfo>
-        <DisplayName>zz_Mellis, Craig (NZBI - Portfolio &amp; Affordability)</DisplayName>
-        <AccountId>14</AccountId>
-        <AccountType/>
-      </UserInfo>
-      <UserInfo>
-        <DisplayName>SpAds Office (Energy Security)</DisplayName>
-        <AccountId>1006</AccountId>
-        <AccountType/>
-      </UserInfo>
-      <UserInfo>
-        <DisplayName>zz_Unit, Policy (BEIS)</DisplayName>
-        <AccountId>995</AccountId>
-        <AccountType/>
-      </UserInfo>
-      <UserInfo>
-        <DisplayName>zz_Critchlow, Julian (BEIS)</DisplayName>
-        <AccountId>1007</AccountId>
-        <AccountType/>
-      </UserInfo>
-      <UserInfo>
-        <DisplayName>Golding, Ben (Energy Security)</DisplayName>
-        <AccountId>57</AccountId>
-        <AccountType/>
-      </UserInfo>
-      <UserInfo>
-        <DisplayName>Cooke, Andrew (Energy Security)</DisplayName>
-        <AccountId>1156</AccountId>
-        <AccountType/>
-      </UserInfo>
-      <UserInfo>
-        <DisplayName>Smale3, Donna (Energy Security)</DisplayName>
-        <AccountId>5952</AccountId>
-        <AccountType/>
-      </UserInfo>
-    </SharedWithUsers>
-    <lcf76f155ced4ddcb4097134ff3c332f xmlns="037429d3-ebc3-4393-a8f7-d8ccade6149e">
-      <Terms xmlns="http://schemas.microsoft.com/office/infopath/2007/PartnerControls"/>
-    </lcf76f155ced4ddcb4097134ff3c332f>
-    <Government_x0020_Body xmlns="b413c3fd-5a3b-4239-b985-69032e371c04">BEIS</Government_x0020_Body>
-    <Date_x0020_Opened xmlns="b413c3fd-5a3b-4239-b985-69032e371c04">2025-08-13T07:43:45+00:00</Date_x0020_Opened>
-    <LegacyData xmlns="aaacb922-5235-4a66-b188-303b9b46fbd7" xsi:nil="true"/>
-    <_ip_UnifiedCompliancePolicyUIAction xmlns="http://schemas.microsoft.com/sharepoint/v3" xsi:nil="true"/>
-    <m975189f4ba442ecbf67d4147307b177 xmlns="fbd4063b-56e2-45fe-a629-6f07d2b41603">
-      <Terms xmlns="http://schemas.microsoft.com/office/infopath/2007/PartnerControls">
-        <TermInfo xmlns="http://schemas.microsoft.com/office/infopath/2007/PartnerControls">
-          <TermName xmlns="http://schemas.microsoft.com/office/infopath/2007/PartnerControls">BEIS:Energy, Transformation and Clean Growth:Energy Efficiency and Local</TermName>
-          <TermId xmlns="http://schemas.microsoft.com/office/infopath/2007/PartnerControls">457be5e4-4b91-494e-beda-509bcb82df7c</TermId>
-        </TermInfo>
-      </Terms>
-    </m975189f4ba442ecbf67d4147307b177>
-    <Descriptor xmlns="0063f72e-ace3-48fb-9c1f-5b513408b31f" xsi:nil="true"/>
-    <_ip_UnifiedCompliancePolicyProperties xmlns="http://schemas.microsoft.com/sharepoint/v3" xsi:nil="true"/>
-    <Security_x0020_Classification xmlns="0063f72e-ace3-48fb-9c1f-5b513408b31f">OFFICIAL</Security_x0020_Classification>
-    <notes xmlns="037429d3-ebc3-4393-a8f7-d8ccade6149e" xsi:nil="true"/>
-    <Retention_x0020_Label xmlns="a8f60570-4bd3-4f2b-950b-a996de8ab151" xsi:nil="true"/>
-    <Date_x0020_Closed xmlns="b413c3fd-5a3b-4239-b985-69032e371c04" xsi:nil="true"/>
-    <_dlc_DocId xmlns="fbd4063b-56e2-45fe-a629-6f07d2b41603">CC3YWP65YJAN-1566658331-883499</_dlc_DocId>
-    <_dlc_DocIdUrl xmlns="fbd4063b-56e2-45fe-a629-6f07d2b41603">
-      <Url>https://beisgov.sharepoint.com/sites/BusinessEnergyUse/_layouts/15/DocIdRedir.aspx?ID=CC3YWP65YJAN-1566658331-883499</Url>
-      <Description>CC3YWP65YJAN-1566658331-883499</Description>
-    </_dlc_DocIdUrl>
-  </documentManagement>
-</p:properties>
+<?mso-contentType ?>
+<spe:Receivers xmlns:spe="http://schemas.microsoft.com/sharepoint/events">
+  <Receiver>
+    <Name>Document ID Generator</Name>
+    <Synchronization>Synchronous</Synchronization>
+    <Type>10001</Type>
+    <SequenceNumber>1000</SequenceNumber>
+    <Url/>
+    <Assembly>Microsoft.Office.DocumentManagement, Version=16.0.0.0, Culture=neutral, PublicKeyToken=71e9bce111e9429c</Assembly>
+    <Class>Microsoft.Office.DocumentManagement.Internal.DocIdHandler</Class>
+    <Data/>
+    <Filter/>
+  </Receiver>
+  <Receiver>
+    <Name>Document ID Generator</Name>
+    <Synchronization>Synchronous</Synchronization>
+    <Type>10002</Type>
+    <SequenceNumber>1001</SequenceNumber>
+    <Url/>
+    <Assembly>Microsoft.Office.DocumentManagement, Version=16.0.0.0, Culture=neutral, PublicKeyToken=71e9bce111e9429c</Assembly>
+    <Class>Microsoft.Office.DocumentManagement.Internal.DocIdHandler</Class>
+    <Data/>
+    <Filter/>
+  </Receiver>
+  <Receiver>
+    <Name>Document ID Generator</Name>
+    <Synchronization>Synchronous</Synchronization>
+    <Type>10004</Type>
+    <SequenceNumber>1002</SequenceNumber>
+    <Url/>
+    <Assembly>Microsoft.Office.DocumentManagement, Version=16.0.0.0, Culture=neutral, PublicKeyToken=71e9bce111e9429c</Assembly>
+    <Class>Microsoft.Office.DocumentManagement.Internal.DocIdHandler</Class>
+    <Data/>
+    <Filter/>
+  </Receiver>
+  <Receiver>
+    <Name>Document ID Generator</Name>
+    <Synchronization>Synchronous</Synchronization>
+    <Type>10006</Type>
+    <SequenceNumber>1003</SequenceNumber>
+    <Url/>
+    <Assembly>Microsoft.Office.DocumentManagement, Version=16.0.0.0, Culture=neutral, PublicKeyToken=71e9bce111e9429c</Assembly>
+    <Class>Microsoft.Office.DocumentManagement.Internal.DocIdHandler</Class>
+    <Data/>
+    <Filter/>
+  </Receiver>
+</spe:Receivers>
 </file>
 
 <file path=customXml/item5.xml><?xml version="1.0" encoding="utf-8"?>
-<b:Sources xmlns:b="http://schemas.openxmlformats.org/officeDocument/2006/bibliography" xmlns="http://schemas.openxmlformats.org/officeDocument/2006/bibliography" SelectedStyle="\APA.XSL" StyleName="APA"/>
+<?mso-contentType ?>
+<FormTemplates xmlns="http://schemas.microsoft.com/sharepoint/v3/contenttype/forms">
+  <Display>DocumentLibraryForm</Display>
+  <Edit>DocumentLibraryForm</Edit>
+  <New>DocumentLibraryForm</New>
+</FormTemplates>
 </file>
 
 <file path=customXml/itemProps1.xml><?xml version="1.0" encoding="utf-8"?>
-<ds:datastoreItem xmlns:ds="http://schemas.openxmlformats.org/officeDocument/2006/customXml" ds:itemID="{9E3DAD1C-033A-4C5A-AE3F-B5E3AAD21000}">
+<ds:datastoreItem xmlns:ds="http://schemas.openxmlformats.org/officeDocument/2006/customXml" ds:itemID="{C09D2A15-C3C6-4D97-9AFE-58B1BB18B8AB}">
   <ds:schemaRefs>
-    <ds:schemaRef ds:uri="http://schemas.microsoft.com/sharepoint/v3/contenttype/forms"/>
+    <ds:schemaRef ds:uri="http://schemas.openxmlformats.org/officeDocument/2006/bibliography"/>
   </ds:schemaRefs>
 </ds:datastoreItem>
 </file>
 
 <file path=customXml/itemProps2.xml><?xml version="1.0" encoding="utf-8"?>
-<ds:datastoreItem xmlns:ds="http://schemas.openxmlformats.org/officeDocument/2006/customXml" ds:itemID="{4140A75E-792A-4A2C-B9DF-E525B7B96B5F}">
+<ds:datastoreItem xmlns:ds="http://schemas.openxmlformats.org/officeDocument/2006/customXml" ds:itemID="{661971C0-D36E-46CD-AC3A-1FC19B648A17}">
   <ds:schemaRefs>
-    <ds:schemaRef ds:uri="http://schemas.microsoft.com/sharepoint/events"/>
+    <ds:schemaRef ds:uri="http://schemas.microsoft.com/office/2006/metadata/properties"/>
+    <ds:schemaRef ds:uri="http://schemas.microsoft.com/office/infopath/2007/PartnerControls"/>
+    <ds:schemaRef ds:uri="fbd4063b-56e2-45fe-a629-6f07d2b41603"/>
+    <ds:schemaRef ds:uri="037429d3-ebc3-4393-a8f7-d8ccade6149e"/>
+    <ds:schemaRef ds:uri="b413c3fd-5a3b-4239-b985-69032e371c04"/>
+    <ds:schemaRef ds:uri="aaacb922-5235-4a66-b188-303b9b46fbd7"/>
+    <ds:schemaRef ds:uri="http://schemas.microsoft.com/sharepoint/v3"/>
+    <ds:schemaRef ds:uri="0063f72e-ace3-48fb-9c1f-5b513408b31f"/>
+    <ds:schemaRef ds:uri="a8f60570-4bd3-4f2b-950b-a996de8ab151"/>
   </ds:schemaRefs>
 </ds:datastoreItem>
 </file>
@@ -23427,25 +23378,17 @@
 </file>
 
 <file path=customXml/itemProps4.xml><?xml version="1.0" encoding="utf-8"?>
-<ds:datastoreItem xmlns:ds="http://schemas.openxmlformats.org/officeDocument/2006/customXml" ds:itemID="{661971C0-D36E-46CD-AC3A-1FC19B648A17}">
+<ds:datastoreItem xmlns:ds="http://schemas.openxmlformats.org/officeDocument/2006/customXml" ds:itemID="{4140A75E-792A-4A2C-B9DF-E525B7B96B5F}">
   <ds:schemaRefs>
-    <ds:schemaRef ds:uri="http://schemas.microsoft.com/office/2006/metadata/properties"/>
-    <ds:schemaRef ds:uri="http://schemas.microsoft.com/office/infopath/2007/PartnerControls"/>
-    <ds:schemaRef ds:uri="fbd4063b-56e2-45fe-a629-6f07d2b41603"/>
-    <ds:schemaRef ds:uri="037429d3-ebc3-4393-a8f7-d8ccade6149e"/>
-    <ds:schemaRef ds:uri="b413c3fd-5a3b-4239-b985-69032e371c04"/>
-    <ds:schemaRef ds:uri="aaacb922-5235-4a66-b188-303b9b46fbd7"/>
-    <ds:schemaRef ds:uri="http://schemas.microsoft.com/sharepoint/v3"/>
-    <ds:schemaRef ds:uri="0063f72e-ace3-48fb-9c1f-5b513408b31f"/>
-    <ds:schemaRef ds:uri="a8f60570-4bd3-4f2b-950b-a996de8ab151"/>
+    <ds:schemaRef ds:uri="http://schemas.microsoft.com/sharepoint/events"/>
   </ds:schemaRefs>
 </ds:datastoreItem>
 </file>
 
 <file path=customXml/itemProps5.xml><?xml version="1.0" encoding="utf-8"?>
-<ds:datastoreItem xmlns:ds="http://schemas.openxmlformats.org/officeDocument/2006/customXml" ds:itemID="{C09D2A15-C3C6-4D97-9AFE-58B1BB18B8AB}">
+<ds:datastoreItem xmlns:ds="http://schemas.openxmlformats.org/officeDocument/2006/customXml" ds:itemID="{9E3DAD1C-033A-4C5A-AE3F-B5E3AAD21000}">
   <ds:schemaRefs>
-    <ds:schemaRef ds:uri="http://schemas.openxmlformats.org/officeDocument/2006/bibliography"/>
+    <ds:schemaRef ds:uri="http://schemas.microsoft.com/sharepoint/v3/contenttype/forms"/>
   </ds:schemaRefs>
 </ds:datastoreItem>
 </file>
